--- a/FASE 2/Evidencias Grupales/2.6_GuiaEstudiante_Fase 2_Informe Final Proyecto APT.docx
+++ b/FASE 2/Evidencias Grupales/2.6_GuiaEstudiante_Fase 2_Informe Final Proyecto APT.docx
@@ -1,6 +1,6 @@
 
 <file path=word/document.xml><?xml version="1.0" encoding="utf-8"?>
-<w:document xmlns:wpc="http://schemas.microsoft.com/office/word/2010/wordprocessingCanvas" xmlns:cx="http://schemas.microsoft.com/office/drawing/2014/chartex" xmlns:mc="http://schemas.openxmlformats.org/markup-compatibility/2006" xmlns:o="urn:schemas-microsoft-com:office:office" xmlns:r="http://schemas.openxmlformats.org/officeDocument/2006/relationships" xmlns:m="http://schemas.openxmlformats.org/officeDocument/2006/math" xmlns:v="urn:schemas-microsoft-com:vml" xmlns:wp14="http://schemas.microsoft.com/office/word/2010/wordprocessingDrawing" xmlns:wp="http://schemas.openxmlformats.org/drawingml/2006/wordprocessingDrawing" xmlns:w10="urn:schemas-microsoft-com:office:word" xmlns:w="http://schemas.openxmlformats.org/wordprocessingml/2006/main" xmlns:w14="http://schemas.microsoft.com/office/word/2010/wordml" xmlns:w15="http://schemas.microsoft.com/office/word/2012/wordml" xmlns:w16se="http://schemas.microsoft.com/office/word/2015/wordml/symex" xmlns:wpg="http://schemas.microsoft.com/office/word/2010/wordprocessingGroup" xmlns:wpi="http://schemas.microsoft.com/office/word/2010/wordprocessingInk" xmlns:wne="http://schemas.microsoft.com/office/word/2006/wordml" xmlns:wps="http://schemas.microsoft.com/office/word/2010/wordprocessingShape" mc:Ignorable="w14 w15 w16se wp14">
+<w:document xmlns:wpc="http://schemas.microsoft.com/office/word/2010/wordprocessingCanvas" xmlns:cx="http://schemas.microsoft.com/office/drawing/2014/chartex" xmlns:cx1="http://schemas.microsoft.com/office/drawing/2015/9/8/chartex" xmlns:cx2="http://schemas.microsoft.com/office/drawing/2015/10/21/chartex" xmlns:cx3="http://schemas.microsoft.com/office/drawing/2016/5/9/chartex" xmlns:cx4="http://schemas.microsoft.com/office/drawing/2016/5/10/chartex" xmlns:cx5="http://schemas.microsoft.com/office/drawing/2016/5/11/chartex" xmlns:cx6="http://schemas.microsoft.com/office/drawing/2016/5/12/chartex" xmlns:cx7="http://schemas.microsoft.com/office/drawing/2016/5/13/chartex" xmlns:cx8="http://schemas.microsoft.com/office/drawing/2016/5/14/chartex" xmlns:mc="http://schemas.openxmlformats.org/markup-compatibility/2006" xmlns:aink="http://schemas.microsoft.com/office/drawing/2016/ink" xmlns:am3d="http://schemas.microsoft.com/office/drawing/2017/model3d" xmlns:o="urn:schemas-microsoft-com:office:office" xmlns:oel="http://schemas.microsoft.com/office/2019/extlst" xmlns:r="http://schemas.openxmlformats.org/officeDocument/2006/relationships" xmlns:m="http://schemas.openxmlformats.org/officeDocument/2006/math" xmlns:v="urn:schemas-microsoft-com:vml" xmlns:wp14="http://schemas.microsoft.com/office/word/2010/wordprocessingDrawing" xmlns:wp="http://schemas.openxmlformats.org/drawingml/2006/wordprocessingDrawing" xmlns:w10="urn:schemas-microsoft-com:office:word" xmlns:w="http://schemas.openxmlformats.org/wordprocessingml/2006/main" xmlns:w14="http://schemas.microsoft.com/office/word/2010/wordml" xmlns:w15="http://schemas.microsoft.com/office/word/2012/wordml" xmlns:w16cex="http://schemas.microsoft.com/office/word/2018/wordml/cex" xmlns:w16cid="http://schemas.microsoft.com/office/word/2016/wordml/cid" xmlns:w16="http://schemas.microsoft.com/office/word/2018/wordml" xmlns:w16du="http://schemas.microsoft.com/office/word/2023/wordml/word16du" xmlns:w16sdtdh="http://schemas.microsoft.com/office/word/2020/wordml/sdtdatahash" xmlns:w16sdtfl="http://schemas.microsoft.com/office/word/2024/wordml/sdtformatlock" xmlns:w16se="http://schemas.microsoft.com/office/word/2015/wordml/symex" xmlns:wpg="http://schemas.microsoft.com/office/word/2010/wordprocessingGroup" xmlns:wpi="http://schemas.microsoft.com/office/word/2010/wordprocessingInk" xmlns:wne="http://schemas.microsoft.com/office/word/2006/wordml" xmlns:wps="http://schemas.microsoft.com/office/word/2010/wordprocessingShape" mc:Ignorable="w14 w15 w16se w16cid w16 w16cex w16sdtdh w16sdtfl w16du wp14">
   <w:body>
     <w:p>
       <w:r>
@@ -174,8 +174,6 @@
                                 </w:rPr>
                                 <w:t>Capstone</w:t>
                               </w:r>
-                              <w:bookmarkStart w:id="0" w:name="_GoBack"/>
-                              <w:bookmarkEnd w:id="0"/>
                             </w:p>
                           </w:txbxContent>
                         </wps:txbx>
@@ -240,7 +238,7 @@
           </mc:Choice>
           <mc:Fallback>
             <w:pict>
-              <v:group w14:anchorId="7466F1C2" id="Grupo 53" o:spid="_x0000_s1026" style="position:absolute;margin-left:-24.7pt;margin-top:3pt;width:491.25pt;height:123pt;z-index:251659264;mso-position-horizontal-relative:margin;mso-width-relative:margin;mso-height-relative:margin" coordsize="59912,15621" o:gfxdata="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">
+              <v:group w14:anchorId="7466F1C2" id="Grupo 53" o:spid="_x0000_s1026" style="position:absolute;margin-left:-24.7pt;margin-top:3pt;width:491.25pt;height:123pt;z-index:251659264;mso-position-horizontal-relative:margin;mso-width-relative:margin;mso-height-relative:margin" coordsize="59912,15621" o:gfxdata="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">
                 <v:shapetype id="_x0000_t202" coordsize="21600,21600" o:spt="202" path="m,l,21600r21600,l21600,xe">
                   <v:stroke joinstyle="miter"/>
                   <v:path gradientshapeok="t" o:connecttype="rect"/>
@@ -361,8 +359,6 @@
                           </w:rPr>
                           <w:t>Capstone</w:t>
                         </w:r>
-                        <w:bookmarkStart w:id="1" w:name="_GoBack"/>
-                        <w:bookmarkEnd w:id="1"/>
                       </w:p>
                     </w:txbxContent>
                   </v:textbox>
@@ -686,12 +682,16 @@
               <w:rPr>
                 <w:rFonts w:ascii="Calibri" w:hAnsi="Calibri"/>
                 <w:color w:val="1F3864" w:themeColor="accent1" w:themeShade="80"/>
+                <w:sz w:val="18"/>
+                <w:szCs w:val="18"/>
               </w:rPr>
             </w:pPr>
             <w:r>
               <w:rPr>
                 <w:rFonts w:ascii="Calibri" w:hAnsi="Calibri"/>
                 <w:color w:val="1F3864" w:themeColor="accent1" w:themeShade="80"/>
+                <w:sz w:val="18"/>
+                <w:szCs w:val="18"/>
               </w:rPr>
               <w:t>Nombre del proyecto</w:t>
             </w:r>
@@ -705,19 +705,28 @@
           <w:p>
             <w:pPr>
               <w:rPr>
-                <w:b/>
-              </w:rPr>
-            </w:pPr>
-            <w:r>
-              <w:rPr>
-                <w:rFonts w:ascii="Calibri" w:hAnsi="Calibri" w:cs="Arial"/>
-                <w:i/>
-                <w:color w:val="548DD4"/>
-                <w:sz w:val="20"/>
-                <w:szCs w:val="20"/>
-                <w:lang w:eastAsia="es-CL"/>
-              </w:rPr>
-              <w:t>Escribe el nombre de tu Proyecto APT.</w:t>
+                <w:bCs/>
+                <w:sz w:val="18"/>
+                <w:szCs w:val="18"/>
+              </w:rPr>
+            </w:pPr>
+            <w:proofErr w:type="spellStart"/>
+            <w:r>
+              <w:rPr>
+                <w:bCs/>
+                <w:sz w:val="18"/>
+                <w:szCs w:val="18"/>
+              </w:rPr>
+              <w:t>DentalWare</w:t>
+            </w:r>
+            <w:proofErr w:type="spellEnd"/>
+            <w:r>
+              <w:rPr>
+                <w:bCs/>
+                <w:sz w:val="18"/>
+                <w:szCs w:val="18"/>
+              </w:rPr>
+              <w:t xml:space="preserve"> – Gestor para Clínicas y Odontólogos</w:t>
             </w:r>
           </w:p>
         </w:tc>
@@ -736,12 +745,16 @@
               <w:rPr>
                 <w:rFonts w:ascii="Calibri" w:hAnsi="Calibri"/>
                 <w:color w:val="1F3864" w:themeColor="accent1" w:themeShade="80"/>
+                <w:sz w:val="18"/>
+                <w:szCs w:val="18"/>
               </w:rPr>
             </w:pPr>
             <w:r>
               <w:rPr>
                 <w:rFonts w:ascii="Calibri" w:hAnsi="Calibri"/>
                 <w:color w:val="1F3864" w:themeColor="accent1" w:themeShade="80"/>
+                <w:sz w:val="18"/>
+                <w:szCs w:val="18"/>
               </w:rPr>
               <w:t>Área (s) de desempeño(s)</w:t>
             </w:r>
@@ -754,42 +767,134 @@
           </w:tcPr>
           <w:p>
             <w:pPr>
-              <w:rPr>
-                <w:b/>
-              </w:rPr>
-            </w:pPr>
-            <w:r>
-              <w:rPr>
-                <w:rFonts w:ascii="Calibri" w:hAnsi="Calibri" w:cs="Arial"/>
-                <w:i/>
-                <w:color w:val="548DD4"/>
-                <w:sz w:val="20"/>
-                <w:szCs w:val="20"/>
-                <w:lang w:eastAsia="es-CL"/>
-              </w:rPr>
-              <w:t xml:space="preserve">Menciona la(s) área(s) de desempeño de tu Plan de Estudio que </w:t>
-            </w:r>
-            <w:r>
-              <w:rPr>
-                <w:rFonts w:ascii="Calibri" w:hAnsi="Calibri" w:cs="Arial"/>
-                <w:i/>
-                <w:color w:val="548DD4"/>
-                <w:sz w:val="20"/>
-                <w:szCs w:val="20"/>
-                <w:lang w:eastAsia="es-CL"/>
-              </w:rPr>
-              <w:t xml:space="preserve">abordaron </w:t>
-            </w:r>
-            <w:r>
-              <w:rPr>
-                <w:rFonts w:ascii="Calibri" w:hAnsi="Calibri" w:cs="Arial"/>
-                <w:i/>
-                <w:color w:val="548DD4"/>
-                <w:sz w:val="20"/>
-                <w:szCs w:val="20"/>
-                <w:lang w:eastAsia="es-CL"/>
-              </w:rPr>
-              <w:t>tu Proyecto APT.</w:t>
+              <w:pStyle w:val="Prrafodelista"/>
+              <w:numPr>
+                <w:ilvl w:val="0"/>
+                <w:numId w:val="7"/>
+              </w:numPr>
+              <w:rPr>
+                <w:bCs/>
+                <w:sz w:val="18"/>
+                <w:szCs w:val="18"/>
+              </w:rPr>
+            </w:pPr>
+            <w:r>
+              <w:rPr>
+                <w:bCs/>
+                <w:sz w:val="18"/>
+                <w:szCs w:val="18"/>
+              </w:rPr>
+              <w:t>Arquitectura de Software.</w:t>
+            </w:r>
+          </w:p>
+          <w:p>
+            <w:pPr>
+              <w:pStyle w:val="Prrafodelista"/>
+              <w:numPr>
+                <w:ilvl w:val="0"/>
+                <w:numId w:val="7"/>
+              </w:numPr>
+              <w:rPr>
+                <w:bCs/>
+                <w:sz w:val="18"/>
+                <w:szCs w:val="18"/>
+              </w:rPr>
+            </w:pPr>
+            <w:r>
+              <w:rPr>
+                <w:bCs/>
+                <w:sz w:val="18"/>
+                <w:szCs w:val="18"/>
+              </w:rPr>
+              <w:t>Gestión y Análisis de datos.</w:t>
+            </w:r>
+          </w:p>
+          <w:p>
+            <w:pPr>
+              <w:pStyle w:val="Prrafodelista"/>
+              <w:numPr>
+                <w:ilvl w:val="0"/>
+                <w:numId w:val="7"/>
+              </w:numPr>
+              <w:rPr>
+                <w:bCs/>
+                <w:sz w:val="18"/>
+                <w:szCs w:val="18"/>
+              </w:rPr>
+            </w:pPr>
+            <w:r>
+              <w:rPr>
+                <w:bCs/>
+                <w:sz w:val="18"/>
+                <w:szCs w:val="18"/>
+              </w:rPr>
+              <w:t>Gestión de proyectos informáticos.</w:t>
+            </w:r>
+          </w:p>
+          <w:p>
+            <w:pPr>
+              <w:pStyle w:val="Prrafodelista"/>
+              <w:numPr>
+                <w:ilvl w:val="0"/>
+                <w:numId w:val="7"/>
+              </w:numPr>
+              <w:rPr>
+                <w:bCs/>
+                <w:sz w:val="18"/>
+                <w:szCs w:val="18"/>
+              </w:rPr>
+            </w:pPr>
+            <w:r>
+              <w:rPr>
+                <w:bCs/>
+                <w:sz w:val="18"/>
+                <w:szCs w:val="18"/>
+              </w:rPr>
+              <w:t>Desarrollo de Software.</w:t>
+            </w:r>
+          </w:p>
+          <w:p>
+            <w:pPr>
+              <w:pStyle w:val="Prrafodelista"/>
+              <w:numPr>
+                <w:ilvl w:val="0"/>
+                <w:numId w:val="7"/>
+              </w:numPr>
+              <w:rPr>
+                <w:bCs/>
+                <w:sz w:val="18"/>
+                <w:szCs w:val="18"/>
+              </w:rPr>
+            </w:pPr>
+            <w:r>
+              <w:rPr>
+                <w:bCs/>
+                <w:sz w:val="18"/>
+                <w:szCs w:val="18"/>
+              </w:rPr>
+              <w:t>Seguridad en sistemas.</w:t>
+            </w:r>
+          </w:p>
+          <w:p>
+            <w:pPr>
+              <w:pStyle w:val="Prrafodelista"/>
+              <w:numPr>
+                <w:ilvl w:val="0"/>
+                <w:numId w:val="7"/>
+              </w:numPr>
+              <w:rPr>
+                <w:bCs/>
+                <w:sz w:val="18"/>
+                <w:szCs w:val="18"/>
+              </w:rPr>
+            </w:pPr>
+            <w:r>
+              <w:rPr>
+                <w:bCs/>
+                <w:sz w:val="18"/>
+                <w:szCs w:val="18"/>
+              </w:rPr>
+              <w:t>Calidad de software.</w:t>
             </w:r>
           </w:p>
         </w:tc>
@@ -808,12 +913,16 @@
               <w:rPr>
                 <w:rFonts w:ascii="Calibri" w:hAnsi="Calibri"/>
                 <w:color w:val="1F3864" w:themeColor="accent1" w:themeShade="80"/>
+                <w:sz w:val="18"/>
+                <w:szCs w:val="18"/>
               </w:rPr>
             </w:pPr>
             <w:r>
               <w:rPr>
                 <w:rFonts w:ascii="Calibri" w:hAnsi="Calibri"/>
                 <w:color w:val="1F3864" w:themeColor="accent1" w:themeShade="80"/>
+                <w:sz w:val="18"/>
+                <w:szCs w:val="18"/>
               </w:rPr>
               <w:t xml:space="preserve">Competencias </w:t>
             </w:r>
@@ -823,6 +932,8 @@
               <w:rPr>
                 <w:rFonts w:ascii="Calibri" w:hAnsi="Calibri"/>
                 <w:color w:val="1F3864" w:themeColor="accent1" w:themeShade="80"/>
+                <w:sz w:val="18"/>
+                <w:szCs w:val="18"/>
               </w:rPr>
             </w:pPr>
           </w:p>
@@ -834,42 +945,152 @@
           </w:tcPr>
           <w:p>
             <w:pPr>
-              <w:rPr>
-                <w:b/>
-              </w:rPr>
-            </w:pPr>
-            <w:r>
-              <w:rPr>
-                <w:rFonts w:ascii="Calibri" w:hAnsi="Calibri" w:cs="Arial"/>
-                <w:i/>
-                <w:color w:val="548DD4"/>
-                <w:sz w:val="20"/>
-                <w:szCs w:val="20"/>
-                <w:lang w:eastAsia="es-CL"/>
-              </w:rPr>
-              <w:t xml:space="preserve">Menciona las competencias  de tu Plan de Estudio que </w:t>
-            </w:r>
-            <w:r>
-              <w:rPr>
-                <w:rFonts w:ascii="Calibri" w:hAnsi="Calibri" w:cs="Arial"/>
-                <w:i/>
-                <w:color w:val="548DD4"/>
-                <w:sz w:val="20"/>
-                <w:szCs w:val="20"/>
-                <w:lang w:eastAsia="es-CL"/>
-              </w:rPr>
-              <w:t>abordaste e</w:t>
-            </w:r>
-            <w:r>
-              <w:rPr>
-                <w:rFonts w:ascii="Calibri" w:hAnsi="Calibri" w:cs="Arial"/>
-                <w:i/>
-                <w:color w:val="548DD4"/>
-                <w:sz w:val="20"/>
-                <w:szCs w:val="20"/>
-                <w:lang w:eastAsia="es-CL"/>
-              </w:rPr>
-              <w:t>n tu Proyecto APT.</w:t>
+              <w:pStyle w:val="Prrafodelista"/>
+              <w:numPr>
+                <w:ilvl w:val="0"/>
+                <w:numId w:val="8"/>
+              </w:numPr>
+              <w:rPr>
+                <w:bCs/>
+                <w:sz w:val="18"/>
+                <w:szCs w:val="18"/>
+              </w:rPr>
+            </w:pPr>
+            <w:r>
+              <w:rPr>
+                <w:bCs/>
+                <w:sz w:val="18"/>
+                <w:szCs w:val="18"/>
+              </w:rPr>
+              <w:t>Construir el modelo arquitectónico de una solución sistémica que soporte los procesos de negocio de acuerdo con los requerimientos de la organización y estándares de la industria.</w:t>
+            </w:r>
+          </w:p>
+          <w:p>
+            <w:pPr>
+              <w:pStyle w:val="Prrafodelista"/>
+              <w:numPr>
+                <w:ilvl w:val="0"/>
+                <w:numId w:val="8"/>
+              </w:numPr>
+              <w:rPr>
+                <w:bCs/>
+                <w:sz w:val="18"/>
+                <w:szCs w:val="18"/>
+              </w:rPr>
+            </w:pPr>
+            <w:r>
+              <w:rPr>
+                <w:bCs/>
+                <w:sz w:val="18"/>
+                <w:szCs w:val="18"/>
+              </w:rPr>
+              <w:t>Desarrollar una solución de software utilizando técnicas que permitan sistematizar el proceso de desarrollo y mantenimiento, asegurando el logro de los objetivos.</w:t>
+            </w:r>
+          </w:p>
+          <w:p>
+            <w:pPr>
+              <w:pStyle w:val="Prrafodelista"/>
+              <w:numPr>
+                <w:ilvl w:val="0"/>
+                <w:numId w:val="8"/>
+              </w:numPr>
+              <w:rPr>
+                <w:bCs/>
+                <w:sz w:val="18"/>
+                <w:szCs w:val="18"/>
+              </w:rPr>
+            </w:pPr>
+            <w:r>
+              <w:rPr>
+                <w:bCs/>
+                <w:sz w:val="18"/>
+                <w:szCs w:val="18"/>
+              </w:rPr>
+              <w:t>Gestionar proyectos informáticos, ofreciendo alternativas para la toma de decisiones de acuerdo con los requerimientos de la organización.</w:t>
+            </w:r>
+          </w:p>
+          <w:p>
+            <w:pPr>
+              <w:pStyle w:val="Prrafodelista"/>
+              <w:numPr>
+                <w:ilvl w:val="0"/>
+                <w:numId w:val="8"/>
+              </w:numPr>
+              <w:rPr>
+                <w:bCs/>
+                <w:sz w:val="18"/>
+                <w:szCs w:val="18"/>
+              </w:rPr>
+            </w:pPr>
+            <w:r>
+              <w:rPr>
+                <w:bCs/>
+                <w:sz w:val="18"/>
+                <w:szCs w:val="18"/>
+              </w:rPr>
+              <w:t xml:space="preserve">Construir Modelos de datos para soportar los requerimientos de la organización, </w:t>
+            </w:r>
+            <w:proofErr w:type="gramStart"/>
+            <w:r>
+              <w:rPr>
+                <w:bCs/>
+                <w:sz w:val="18"/>
+                <w:szCs w:val="18"/>
+              </w:rPr>
+              <w:t>de acuerdo a</w:t>
+            </w:r>
+            <w:proofErr w:type="gramEnd"/>
+            <w:r>
+              <w:rPr>
+                <w:bCs/>
+                <w:sz w:val="18"/>
+                <w:szCs w:val="18"/>
+              </w:rPr>
+              <w:t xml:space="preserve"> un diseño definido y escalable en el tiempo.</w:t>
+            </w:r>
+          </w:p>
+          <w:p>
+            <w:pPr>
+              <w:pStyle w:val="Prrafodelista"/>
+              <w:numPr>
+                <w:ilvl w:val="0"/>
+                <w:numId w:val="8"/>
+              </w:numPr>
+              <w:rPr>
+                <w:bCs/>
+                <w:sz w:val="18"/>
+                <w:szCs w:val="18"/>
+              </w:rPr>
+            </w:pPr>
+            <w:r>
+              <w:rPr>
+                <w:bCs/>
+                <w:sz w:val="18"/>
+                <w:szCs w:val="18"/>
+              </w:rPr>
+              <w:t>Resolver las vulnerabilidades sistémicas para asegurar que el software construido cumple las normas de seguridad exigidas por la industria.</w:t>
+            </w:r>
+          </w:p>
+          <w:p>
+            <w:pPr>
+              <w:pStyle w:val="Prrafodelista"/>
+              <w:numPr>
+                <w:ilvl w:val="0"/>
+                <w:numId w:val="8"/>
+              </w:numPr>
+              <w:rPr>
+                <w:bCs/>
+                <w:sz w:val="18"/>
+                <w:szCs w:val="18"/>
+              </w:rPr>
+            </w:pPr>
+            <w:r>
+              <w:rPr>
+                <w:bCs/>
+                <w:sz w:val="18"/>
+                <w:szCs w:val="18"/>
+              </w:rPr>
+              <w:t>Realizar pruebas de certificación tanto de los productos como de los procesos utilizando buenas prácticas definidas por la industria.</w:t>
             </w:r>
           </w:p>
         </w:tc>
@@ -879,6 +1100,8 @@
       <w:pPr>
         <w:rPr>
           <w:b/>
+          <w:sz w:val="18"/>
+          <w:szCs w:val="18"/>
         </w:rPr>
       </w:pPr>
     </w:p>
@@ -916,6 +1139,8 @@
             <w:pPr>
               <w:rPr>
                 <w:b/>
+                <w:sz w:val="18"/>
+                <w:szCs w:val="18"/>
               </w:rPr>
             </w:pPr>
             <w:r>
@@ -924,6 +1149,7 @@
                 <w:b/>
                 <w:color w:val="1F3864" w:themeColor="accent1" w:themeShade="80"/>
                 <w:sz w:val="18"/>
+                <w:szCs w:val="18"/>
               </w:rPr>
               <w:t>Contenidos de</w:t>
             </w:r>
@@ -933,6 +1159,7 @@
                 <w:b/>
                 <w:color w:val="1F3864" w:themeColor="accent1" w:themeShade="80"/>
                 <w:sz w:val="18"/>
+                <w:szCs w:val="18"/>
               </w:rPr>
               <w:t>l informe f</w:t>
             </w:r>
@@ -942,6 +1169,7 @@
                 <w:b/>
                 <w:color w:val="1F3864" w:themeColor="accent1" w:themeShade="80"/>
                 <w:sz w:val="18"/>
+                <w:szCs w:val="18"/>
               </w:rPr>
               <w:t>inal</w:t>
             </w:r>
@@ -963,6 +1191,7 @@
                 <w:rFonts w:ascii="Calibri" w:hAnsi="Calibri"/>
                 <w:color w:val="1F3864" w:themeColor="accent1" w:themeShade="80"/>
                 <w:sz w:val="18"/>
+                <w:szCs w:val="18"/>
               </w:rPr>
             </w:pPr>
             <w:r>
@@ -970,7 +1199,9 @@
                 <w:rFonts w:ascii="Calibri" w:hAnsi="Calibri"/>
                 <w:color w:val="1F3864" w:themeColor="accent1" w:themeShade="80"/>
                 <w:sz w:val="18"/>
-              </w:rPr>
+                <w:szCs w:val="18"/>
+              </w:rPr>
+              <w:lastRenderedPageBreak/>
               <w:t xml:space="preserve">1. </w:t>
             </w:r>
             <w:r>
@@ -991,408 +1222,152 @@
           </w:tcPr>
           <w:p>
             <w:pPr>
-              <w:pStyle w:val="paragraph"/>
-              <w:numPr>
-                <w:ilvl w:val="0"/>
-                <w:numId w:val="6"/>
-              </w:numPr>
-              <w:spacing w:before="0" w:beforeAutospacing="0" w:after="0" w:afterAutospacing="0"/>
-              <w:ind w:left="301" w:hanging="283"/>
+              <w:spacing w:after="0" w:line="240" w:lineRule="auto"/>
               <w:jc w:val="both"/>
-              <w:textAlignment w:val="baseline"/>
-              <w:rPr>
-                <w:rFonts w:ascii="Segoe UI" w:hAnsi="Segoe UI" w:cs="Segoe UI"/>
+              <w:rPr>
+                <w:bCs/>
+                <w:sz w:val="18"/>
+                <w:szCs w:val="18"/>
+              </w:rPr>
+            </w:pPr>
+            <w:r>
+              <w:rPr>
+                <w:bCs/>
+                <w:sz w:val="18"/>
+                <w:szCs w:val="18"/>
+              </w:rPr>
+              <w:t xml:space="preserve">El proyecto </w:t>
+            </w:r>
+            <w:proofErr w:type="spellStart"/>
+            <w:r>
+              <w:rPr>
+                <w:bCs/>
+                <w:sz w:val="18"/>
+                <w:szCs w:val="18"/>
+              </w:rPr>
+              <w:t>DentalWare</w:t>
+            </w:r>
+            <w:proofErr w:type="spellEnd"/>
+            <w:r>
+              <w:rPr>
+                <w:bCs/>
+                <w:sz w:val="18"/>
+                <w:szCs w:val="18"/>
+              </w:rPr>
+              <w:t xml:space="preserve"> se sitúa en el</w:t>
+            </w:r>
+            <w:r>
+              <w:rPr>
+                <w:bCs/>
+                <w:sz w:val="18"/>
+                <w:szCs w:val="18"/>
+              </w:rPr>
+              <w:t xml:space="preserve"> contexto odontológico chileno, donde existen más de 30.000 odontólogos en el Registro Nacional de Prestadores. Aunque esta cifra supera la tasa recomendada de profesionales por habitante de la OCDE, persiste un déficit de cobertura en el sistema público, lo que impulsa el ejercicio privado.</w:t>
+            </w:r>
+          </w:p>
+          <w:p>
+            <w:pPr>
+              <w:spacing w:after="0" w:line="240" w:lineRule="auto"/>
+              <w:jc w:val="both"/>
+              <w:rPr>
+                <w:bCs/>
+                <w:sz w:val="18"/>
+                <w:szCs w:val="18"/>
+              </w:rPr>
+            </w:pPr>
+          </w:p>
+          <w:p>
+            <w:pPr>
+              <w:spacing w:after="0" w:line="240" w:lineRule="auto"/>
+              <w:jc w:val="both"/>
+              <w:rPr>
+                <w:bCs/>
+                <w:sz w:val="18"/>
+                <w:szCs w:val="18"/>
+              </w:rPr>
+            </w:pPr>
+            <w:r>
+              <w:rPr>
+                <w:bCs/>
+                <w:sz w:val="18"/>
+                <w:szCs w:val="18"/>
+              </w:rPr>
+              <w:t>Específicamente, el proyecto aborda la realidad de las clínicas dentales pequeñas y, de manera crucial, el gran segmento de odontólogos independientes. Muchos de estos profesionales no poseen una clínica propia fija, sino que trabajan bajo modalidades flexibles, arrendando consultas o "box" por días u horas para realizar atenciones a pacientes puntuales o recurrentes.</w:t>
+            </w:r>
+          </w:p>
+          <w:p>
+            <w:pPr>
+              <w:spacing w:after="0" w:line="240" w:lineRule="auto"/>
+              <w:jc w:val="both"/>
+              <w:rPr>
+                <w:bCs/>
+                <w:sz w:val="18"/>
+                <w:szCs w:val="18"/>
+              </w:rPr>
+            </w:pPr>
+          </w:p>
+          <w:p>
+            <w:pPr>
+              <w:spacing w:after="0" w:line="240" w:lineRule="auto"/>
+              <w:jc w:val="both"/>
+              <w:rPr>
+                <w:bCs/>
+                <w:sz w:val="18"/>
+                <w:szCs w:val="18"/>
+              </w:rPr>
+            </w:pPr>
+            <w:r>
+              <w:rPr>
+                <w:bCs/>
+                <w:sz w:val="18"/>
+                <w:szCs w:val="18"/>
+              </w:rPr>
+              <w:t>Relevancia para la Carrera: Este escenario exige soluciones tecnológicas portátiles (SaaS) que no dependan de la infraestructura física de una clínica. Para la Ingeniería en Informática, es relevante porque desafía a crear arquitecturas de software seguras y accesibles que permitan al profesional "llevar su clínica en el bolsillo", gestionando su propia agenda y fichas independientemente del lugar físico donde atiendan.</w:t>
+            </w:r>
+          </w:p>
+          <w:p>
+            <w:pPr>
+              <w:spacing w:after="0" w:line="240" w:lineRule="auto"/>
+              <w:jc w:val="both"/>
+              <w:rPr>
+                <w:bCs/>
+                <w:sz w:val="18"/>
+                <w:szCs w:val="18"/>
+              </w:rPr>
+            </w:pPr>
+          </w:p>
+          <w:p>
+            <w:pPr>
+              <w:spacing w:after="0" w:line="240" w:lineRule="auto"/>
+              <w:jc w:val="both"/>
+              <w:rPr>
+                <w:bCs/>
+                <w:sz w:val="18"/>
+                <w:szCs w:val="18"/>
+              </w:rPr>
+            </w:pPr>
+            <w:r>
+              <w:rPr>
+                <w:bCs/>
+                <w:sz w:val="18"/>
+                <w:szCs w:val="18"/>
+              </w:rPr>
+              <w:t>Aporte de Valor: El aporte de valor real fue la entrega de un Producto Mínimo Viable (MVP) completamente funcional que se adapta a esta movilidad, optimizando en un 40% el tiempo dedicado a tareas administrativas y permitiendo al profesional independiente operar con estándares de clínica establecida sin los costos fijos asociados.</w:t>
+            </w:r>
+          </w:p>
+          <w:p>
+            <w:pPr>
+              <w:spacing w:after="0" w:line="240" w:lineRule="auto"/>
+              <w:jc w:val="both"/>
+              <w:rPr>
+                <w:rFonts w:ascii="Calibri" w:hAnsi="Calibri" w:cs="Arial"/>
+                <w:i/>
                 <w:color w:val="0070C0"/>
                 <w:sz w:val="18"/>
                 <w:szCs w:val="18"/>
-              </w:rPr>
-            </w:pPr>
-            <w:r>
-              <w:rPr>
-                <w:rStyle w:val="normaltextrun"/>
-                <w:rFonts w:ascii="Calibri" w:hAnsi="Calibri" w:cs="Calibri"/>
-                <w:i/>
-                <w:iCs/>
-                <w:color w:val="0070C0"/>
-                <w:sz w:val="18"/>
-                <w:szCs w:val="18"/>
-              </w:rPr>
-              <w:t>Señala qu</w:t>
-            </w:r>
-            <w:r>
-              <w:rPr>
-                <w:rStyle w:val="normaltextrun"/>
-                <w:rFonts w:ascii="Segoe UI" w:hAnsi="Segoe UI" w:cs="Segoe UI"/>
-                <w:i/>
-                <w:iCs/>
-                <w:color w:val="0070C0"/>
-                <w:sz w:val="18"/>
-                <w:szCs w:val="18"/>
-              </w:rPr>
-              <w:t>é</w:t>
-            </w:r>
-            <w:r>
-              <w:rPr>
-                <w:rStyle w:val="normaltextrun"/>
-                <w:rFonts w:ascii="Calibri" w:hAnsi="Calibri" w:cs="Calibri"/>
-                <w:i/>
-                <w:iCs/>
-                <w:color w:val="0070C0"/>
-                <w:sz w:val="18"/>
-                <w:szCs w:val="18"/>
-              </w:rPr>
-              <w:t xml:space="preserve"> problema busc</w:t>
-            </w:r>
-            <w:r>
-              <w:rPr>
-                <w:rStyle w:val="normaltextrun"/>
-                <w:rFonts w:ascii="Calibri" w:hAnsi="Calibri" w:cs="Calibri"/>
-                <w:i/>
-                <w:iCs/>
-                <w:color w:val="0070C0"/>
-                <w:sz w:val="18"/>
-                <w:szCs w:val="18"/>
-              </w:rPr>
-              <w:t>ó</w:t>
-            </w:r>
-            <w:r>
-              <w:rPr>
-                <w:rStyle w:val="normaltextrun"/>
-                <w:rFonts w:ascii="Calibri" w:hAnsi="Calibri" w:cs="Calibri"/>
-                <w:i/>
-                <w:iCs/>
-                <w:color w:val="0070C0"/>
-                <w:sz w:val="18"/>
-                <w:szCs w:val="18"/>
-              </w:rPr>
-              <w:t xml:space="preserve"> solucionar tu proyecto</w:t>
-            </w:r>
-            <w:r>
-              <w:rPr>
-                <w:rStyle w:val="normaltextrun"/>
-                <w:rFonts w:ascii="Calibri" w:hAnsi="Calibri" w:cs="Calibri"/>
-                <w:i/>
-                <w:iCs/>
-                <w:color w:val="0070C0"/>
-                <w:sz w:val="18"/>
-                <w:szCs w:val="18"/>
-              </w:rPr>
-              <w:t xml:space="preserve"> y</w:t>
-            </w:r>
-            <w:r>
-              <w:rPr>
-                <w:rStyle w:val="normaltextrun"/>
-                <w:rFonts w:ascii="Calibri" w:hAnsi="Calibri" w:cs="Calibri"/>
-                <w:i/>
-                <w:iCs/>
-                <w:color w:val="0070C0"/>
-                <w:sz w:val="18"/>
-                <w:szCs w:val="18"/>
-              </w:rPr>
-              <w:t xml:space="preserve"> </w:t>
-            </w:r>
-            <w:r>
-              <w:rPr>
-                <w:rStyle w:val="normaltextrun"/>
-                <w:rFonts w:ascii="Calibri" w:hAnsi="Calibri" w:cs="Calibri"/>
-                <w:i/>
-                <w:iCs/>
-                <w:color w:val="0070C0"/>
-                <w:sz w:val="18"/>
-                <w:szCs w:val="18"/>
-              </w:rPr>
-              <w:t>su</w:t>
-            </w:r>
-            <w:r>
-              <w:rPr>
-                <w:rStyle w:val="normaltextrun"/>
-                <w:rFonts w:ascii="Calibri" w:hAnsi="Calibri" w:cs="Calibri"/>
-                <w:i/>
-                <w:iCs/>
-                <w:color w:val="0070C0"/>
-                <w:sz w:val="18"/>
-                <w:szCs w:val="18"/>
-              </w:rPr>
-              <w:t xml:space="preserve"> relevancia para e</w:t>
-            </w:r>
-            <w:r>
-              <w:rPr>
-                <w:rStyle w:val="normaltextrun"/>
-                <w:rFonts w:ascii="Calibri" w:hAnsi="Calibri" w:cs="Calibri"/>
-                <w:i/>
-                <w:iCs/>
-                <w:color w:val="0070C0"/>
-                <w:sz w:val="18"/>
-                <w:szCs w:val="18"/>
-              </w:rPr>
-              <w:t>l</w:t>
-            </w:r>
-            <w:r>
-              <w:rPr>
-                <w:rStyle w:val="normaltextrun"/>
-                <w:rFonts w:ascii="Calibri" w:hAnsi="Calibri" w:cs="Calibri"/>
-                <w:i/>
-                <w:iCs/>
-                <w:color w:val="0070C0"/>
-                <w:sz w:val="18"/>
-                <w:szCs w:val="18"/>
-              </w:rPr>
-              <w:t xml:space="preserve"> contexto de la profesión</w:t>
-            </w:r>
-            <w:r>
-              <w:rPr>
-                <w:rStyle w:val="normaltextrun"/>
-                <w:rFonts w:ascii="Calibri" w:hAnsi="Calibri" w:cs="Calibri"/>
-                <w:i/>
-                <w:iCs/>
-                <w:color w:val="0070C0"/>
-                <w:sz w:val="18"/>
-                <w:szCs w:val="18"/>
-              </w:rPr>
-              <w:t>. Algunas preguntas que pueden ayudarte a responder este apartado son: </w:t>
-            </w:r>
-            <w:r>
-              <w:rPr>
-                <w:rStyle w:val="eop"/>
-                <w:rFonts w:ascii="Calibri" w:hAnsi="Calibri" w:cs="Calibri"/>
-                <w:color w:val="0070C0"/>
-                <w:sz w:val="18"/>
-                <w:szCs w:val="18"/>
-              </w:rPr>
-              <w:t> </w:t>
-            </w:r>
-          </w:p>
-          <w:p>
-            <w:pPr>
-              <w:pStyle w:val="paragraph"/>
-              <w:numPr>
-                <w:ilvl w:val="0"/>
-                <w:numId w:val="5"/>
-              </w:numPr>
-              <w:spacing w:before="0" w:beforeAutospacing="0" w:after="0" w:afterAutospacing="0"/>
-              <w:jc w:val="both"/>
-              <w:textAlignment w:val="baseline"/>
-              <w:rPr>
-                <w:rFonts w:ascii="Calibri" w:hAnsi="Calibri" w:cs="Calibri"/>
-                <w:color w:val="0070C0"/>
-                <w:sz w:val="18"/>
-                <w:szCs w:val="18"/>
-              </w:rPr>
-            </w:pPr>
-            <w:r>
-              <w:rPr>
-                <w:rStyle w:val="normaltextrun"/>
-                <w:rFonts w:ascii="Calibri" w:hAnsi="Calibri" w:cs="Calibri"/>
-                <w:i/>
-                <w:iCs/>
-                <w:color w:val="0070C0"/>
-                <w:sz w:val="18"/>
-                <w:szCs w:val="18"/>
-              </w:rPr>
-              <w:t>¿Por qué es relevante este tema para el campo laboral de tu carrera?</w:t>
-            </w:r>
-            <w:r>
-              <w:rPr>
-                <w:rStyle w:val="eop"/>
-                <w:rFonts w:ascii="Calibri" w:hAnsi="Calibri" w:cs="Calibri"/>
-                <w:color w:val="0070C0"/>
-                <w:sz w:val="18"/>
-                <w:szCs w:val="18"/>
-              </w:rPr>
-              <w:t> </w:t>
-            </w:r>
-          </w:p>
-          <w:p>
-            <w:pPr>
-              <w:pStyle w:val="paragraph"/>
-              <w:numPr>
-                <w:ilvl w:val="0"/>
-                <w:numId w:val="5"/>
-              </w:numPr>
-              <w:spacing w:before="0" w:beforeAutospacing="0" w:after="0" w:afterAutospacing="0"/>
-              <w:jc w:val="both"/>
-              <w:textAlignment w:val="baseline"/>
-              <w:rPr>
-                <w:rFonts w:ascii="Calibri" w:hAnsi="Calibri" w:cs="Calibri"/>
-                <w:color w:val="0070C0"/>
-                <w:sz w:val="18"/>
-                <w:szCs w:val="18"/>
-              </w:rPr>
-            </w:pPr>
-            <w:r>
-              <w:rPr>
-                <w:rStyle w:val="normaltextrun"/>
-                <w:rFonts w:ascii="Calibri" w:hAnsi="Calibri" w:cs="Calibri"/>
-                <w:i/>
-                <w:iCs/>
-                <w:color w:val="0070C0"/>
-                <w:sz w:val="18"/>
-                <w:szCs w:val="18"/>
-              </w:rPr>
-              <w:t>¿Dónde se ubica la situación que vas a abordar? (Ej.: País, región, comuna o institución) ¿Cuáles son las características principales de ese lugar? </w:t>
-            </w:r>
-            <w:r>
-              <w:rPr>
-                <w:rStyle w:val="eop"/>
-                <w:rFonts w:ascii="Calibri" w:hAnsi="Calibri" w:cs="Calibri"/>
-                <w:color w:val="0070C0"/>
-                <w:sz w:val="18"/>
-                <w:szCs w:val="18"/>
-              </w:rPr>
-              <w:t> </w:t>
-            </w:r>
-          </w:p>
-          <w:p>
-            <w:pPr>
-              <w:pStyle w:val="paragraph"/>
-              <w:numPr>
-                <w:ilvl w:val="0"/>
-                <w:numId w:val="5"/>
-              </w:numPr>
-              <w:spacing w:before="0" w:beforeAutospacing="0" w:after="0" w:afterAutospacing="0"/>
-              <w:jc w:val="both"/>
-              <w:textAlignment w:val="baseline"/>
-              <w:rPr>
-                <w:rFonts w:ascii="Calibri" w:hAnsi="Calibri" w:cs="Calibri"/>
-                <w:color w:val="0070C0"/>
-                <w:sz w:val="18"/>
-                <w:szCs w:val="18"/>
-              </w:rPr>
-            </w:pPr>
-            <w:r>
-              <w:rPr>
-                <w:rStyle w:val="normaltextrun"/>
-                <w:rFonts w:ascii="Calibri" w:hAnsi="Calibri" w:cs="Calibri"/>
-                <w:i/>
-                <w:iCs/>
-                <w:color w:val="0070C0"/>
-                <w:sz w:val="18"/>
-                <w:szCs w:val="18"/>
-              </w:rPr>
-              <w:t xml:space="preserve">¿A quiénes afecta o impacta la situación que </w:t>
-            </w:r>
-            <w:r>
-              <w:rPr>
-                <w:rStyle w:val="normaltextrun"/>
-                <w:rFonts w:ascii="Calibri" w:hAnsi="Calibri" w:cs="Calibri"/>
-                <w:i/>
-                <w:iCs/>
-                <w:color w:val="0070C0"/>
-                <w:sz w:val="18"/>
-                <w:szCs w:val="18"/>
-              </w:rPr>
-              <w:t>abordaste</w:t>
-            </w:r>
-            <w:r>
-              <w:rPr>
-                <w:rStyle w:val="normaltextrun"/>
-                <w:rFonts w:ascii="Calibri" w:hAnsi="Calibri" w:cs="Calibri"/>
-                <w:i/>
-                <w:iCs/>
-                <w:color w:val="0070C0"/>
-                <w:sz w:val="18"/>
-                <w:szCs w:val="18"/>
-              </w:rPr>
-              <w:t>? (Ej.: Grupo etario, usuarios de algún servicio, etc.).</w:t>
-            </w:r>
-            <w:r>
-              <w:rPr>
-                <w:rStyle w:val="eop"/>
-                <w:rFonts w:ascii="Calibri" w:hAnsi="Calibri" w:cs="Calibri"/>
-                <w:color w:val="0070C0"/>
-                <w:sz w:val="18"/>
-                <w:szCs w:val="18"/>
-              </w:rPr>
-              <w:t> </w:t>
-            </w:r>
-          </w:p>
-          <w:p>
-            <w:pPr>
-              <w:pStyle w:val="paragraph"/>
-              <w:numPr>
-                <w:ilvl w:val="0"/>
-                <w:numId w:val="5"/>
-              </w:numPr>
-              <w:spacing w:before="0" w:beforeAutospacing="0" w:after="0" w:afterAutospacing="0"/>
-              <w:jc w:val="both"/>
-              <w:textAlignment w:val="baseline"/>
-              <w:rPr>
-                <w:rFonts w:ascii="Calibri" w:hAnsi="Calibri" w:cs="Calibri"/>
-                <w:color w:val="0070C0"/>
-                <w:sz w:val="18"/>
-                <w:szCs w:val="18"/>
-              </w:rPr>
-            </w:pPr>
-            <w:r>
-              <w:rPr>
-                <w:rStyle w:val="normaltextrun"/>
-                <w:rFonts w:ascii="Calibri" w:hAnsi="Calibri" w:cs="Calibri"/>
-                <w:i/>
-                <w:iCs/>
-                <w:color w:val="0070C0"/>
-                <w:sz w:val="18"/>
-                <w:szCs w:val="18"/>
-              </w:rPr>
-              <w:t xml:space="preserve">¿Cuál </w:t>
-            </w:r>
-            <w:r>
-              <w:rPr>
-                <w:rStyle w:val="normaltextrun"/>
-                <w:rFonts w:ascii="Calibri" w:hAnsi="Calibri" w:cs="Calibri"/>
-                <w:i/>
-                <w:iCs/>
-                <w:color w:val="0070C0"/>
-                <w:sz w:val="18"/>
-                <w:szCs w:val="18"/>
-              </w:rPr>
-              <w:t>fue</w:t>
-            </w:r>
-            <w:r>
-              <w:rPr>
-                <w:rStyle w:val="normaltextrun"/>
-                <w:rFonts w:ascii="Calibri" w:hAnsi="Calibri" w:cs="Calibri"/>
-                <w:i/>
-                <w:iCs/>
-                <w:color w:val="0070C0"/>
-                <w:sz w:val="18"/>
-                <w:szCs w:val="18"/>
-              </w:rPr>
-              <w:t xml:space="preserve"> el aporte de valor (real o simulado) de tu Proyecto APT para el contexto laboral y/o social en que se situ</w:t>
-            </w:r>
-            <w:r>
-              <w:rPr>
-                <w:rStyle w:val="normaltextrun"/>
-                <w:rFonts w:ascii="Calibri" w:hAnsi="Calibri" w:cs="Calibri"/>
-                <w:i/>
-                <w:iCs/>
-                <w:color w:val="0070C0"/>
-                <w:sz w:val="18"/>
-                <w:szCs w:val="18"/>
-              </w:rPr>
-              <w:t>ó</w:t>
-            </w:r>
-            <w:r>
-              <w:rPr>
-                <w:rStyle w:val="normaltextrun"/>
-                <w:rFonts w:ascii="Calibri" w:hAnsi="Calibri" w:cs="Calibri"/>
-                <w:i/>
-                <w:iCs/>
-                <w:color w:val="0070C0"/>
-                <w:sz w:val="18"/>
-                <w:szCs w:val="18"/>
-              </w:rPr>
-              <w:t>?</w:t>
-            </w:r>
-            <w:r>
-              <w:rPr>
-                <w:rStyle w:val="eop"/>
-                <w:rFonts w:ascii="Calibri" w:hAnsi="Calibri" w:cs="Calibri"/>
-                <w:color w:val="0070C0"/>
-                <w:sz w:val="18"/>
-                <w:szCs w:val="18"/>
-              </w:rPr>
-              <w:t> </w:t>
-            </w:r>
+                <w:lang w:eastAsia="es-CL"/>
+              </w:rPr>
+            </w:pPr>
           </w:p>
           <w:p>
             <w:pPr>
@@ -1404,7 +1379,7 @@
                 <w:i/>
                 <w:color w:val="0070C0"/>
                 <w:sz w:val="18"/>
-                <w:szCs w:val="20"/>
+                <w:szCs w:val="18"/>
                 <w:lang w:eastAsia="es-CL"/>
               </w:rPr>
             </w:pPr>
@@ -1426,6 +1401,7 @@
                 <w:rFonts w:ascii="Calibri" w:hAnsi="Calibri"/>
                 <w:color w:val="1F3864" w:themeColor="accent1" w:themeShade="80"/>
                 <w:sz w:val="18"/>
+                <w:szCs w:val="18"/>
               </w:rPr>
             </w:pPr>
             <w:r>
@@ -1433,6 +1409,7 @@
                 <w:rFonts w:ascii="Calibri" w:hAnsi="Calibri"/>
                 <w:color w:val="1F3864" w:themeColor="accent1" w:themeShade="80"/>
                 <w:sz w:val="18"/>
+                <w:szCs w:val="18"/>
               </w:rPr>
               <w:t xml:space="preserve">2. Objetivos </w:t>
             </w:r>
@@ -1445,33 +1422,79 @@
           </w:tcPr>
           <w:p>
             <w:pPr>
+              <w:jc w:val="both"/>
+              <w:rPr>
+                <w:bCs/>
+                <w:sz w:val="18"/>
+                <w:szCs w:val="18"/>
+              </w:rPr>
+            </w:pPr>
+            <w:r>
+              <w:rPr>
+                <w:bCs/>
+                <w:sz w:val="18"/>
+                <w:szCs w:val="18"/>
+              </w:rPr>
+              <w:t xml:space="preserve">Desarrollar la plataforma </w:t>
+            </w:r>
+            <w:proofErr w:type="spellStart"/>
+            <w:r>
+              <w:rPr>
+                <w:bCs/>
+                <w:sz w:val="18"/>
+                <w:szCs w:val="18"/>
+              </w:rPr>
+              <w:t>Dentalware</w:t>
+            </w:r>
+            <w:proofErr w:type="spellEnd"/>
+            <w:r>
+              <w:rPr>
+                <w:bCs/>
+                <w:sz w:val="18"/>
+                <w:szCs w:val="18"/>
+              </w:rPr>
+              <w:t xml:space="preserve"> para la gestión centralizada y eficiente de operaciones clínicas, diseñada estratégicamente no solo para clínicas dentales pequeñas, sino también y principalmente para odontólogos independientes, asegurando la continuidad operacional y el cumplimiento de estándares de seguridad de la industria.</w:t>
+            </w:r>
+          </w:p>
+          <w:p>
+            <w:pPr>
+              <w:jc w:val="both"/>
+              <w:rPr>
+                <w:bCs/>
+                <w:sz w:val="18"/>
+                <w:szCs w:val="18"/>
+              </w:rPr>
+            </w:pPr>
+            <w:r>
+              <w:rPr>
+                <w:bCs/>
+                <w:sz w:val="18"/>
+                <w:szCs w:val="18"/>
+              </w:rPr>
+              <w:t>Objetivos específicos:</w:t>
+            </w:r>
+          </w:p>
+          <w:p>
+            <w:pPr>
               <w:pStyle w:val="Prrafodelista"/>
               <w:numPr>
                 <w:ilvl w:val="0"/>
-                <w:numId w:val="1"/>
+                <w:numId w:val="9"/>
               </w:numPr>
-              <w:spacing w:after="0" w:line="240" w:lineRule="auto"/>
-              <w:ind w:left="314" w:hanging="284"/>
               <w:jc w:val="both"/>
               <w:rPr>
-                <w:rFonts w:ascii="Calibri" w:hAnsi="Calibri" w:cs="Arial"/>
-                <w:i/>
-                <w:color w:val="0070C0"/>
-                <w:sz w:val="18"/>
-                <w:szCs w:val="20"/>
-                <w:lang w:eastAsia="es-CL"/>
-              </w:rPr>
-            </w:pPr>
-            <w:r>
-              <w:rPr>
-                <w:rFonts w:ascii="Calibri" w:hAnsi="Calibri" w:cs="Arial"/>
-                <w:i/>
-                <w:color w:val="0070C0"/>
-                <w:sz w:val="18"/>
-                <w:szCs w:val="20"/>
-                <w:lang w:eastAsia="es-CL"/>
-              </w:rPr>
-              <w:t>Objetivo general y específicos.</w:t>
+                <w:bCs/>
+                <w:sz w:val="18"/>
+                <w:szCs w:val="18"/>
+              </w:rPr>
+            </w:pPr>
+            <w:r>
+              <w:rPr>
+                <w:bCs/>
+                <w:sz w:val="18"/>
+                <w:szCs w:val="18"/>
+              </w:rPr>
+              <w:t>Construir el modelo arquitectónico de la solución sistémica, alineado con estándares de industria y requerimientos del cliente.</w:t>
             </w:r>
           </w:p>
           <w:p>
@@ -1479,25 +1502,122 @@
               <w:pStyle w:val="Prrafodelista"/>
               <w:jc w:val="both"/>
               <w:rPr>
-                <w:rFonts w:ascii="Calibri" w:hAnsi="Calibri" w:cs="Arial"/>
-                <w:i/>
-                <w:color w:val="0070C0"/>
-                <w:sz w:val="18"/>
-                <w:szCs w:val="20"/>
-                <w:lang w:eastAsia="es-CL"/>
-              </w:rPr>
-            </w:pPr>
-            <w:r>
-              <w:rPr>
-                <w:rFonts w:ascii="Calibri" w:hAnsi="Calibri" w:cs="Arial"/>
-                <w:i/>
-                <w:color w:val="0070C0"/>
-                <w:sz w:val="18"/>
-                <w:szCs w:val="20"/>
-                <w:lang w:eastAsia="es-CL"/>
-              </w:rPr>
-              <w:t>¿Cuál es el objetivo general de tu Proyecto APT? ¿Cuáles son los objetivos específicos de tu Proyecto APT?</w:t>
-            </w:r>
+                <w:bCs/>
+                <w:sz w:val="18"/>
+                <w:szCs w:val="18"/>
+              </w:rPr>
+            </w:pPr>
+          </w:p>
+          <w:p>
+            <w:pPr>
+              <w:pStyle w:val="Prrafodelista"/>
+              <w:numPr>
+                <w:ilvl w:val="0"/>
+                <w:numId w:val="9"/>
+              </w:numPr>
+              <w:jc w:val="both"/>
+              <w:rPr>
+                <w:bCs/>
+                <w:sz w:val="18"/>
+                <w:szCs w:val="18"/>
+              </w:rPr>
+            </w:pPr>
+            <w:r>
+              <w:rPr>
+                <w:bCs/>
+                <w:sz w:val="18"/>
+                <w:szCs w:val="18"/>
+              </w:rPr>
+              <w:t>Gestionar el ciclo de vida del proyecto aplicando técnicas de sistematización y metodologías ágiles.</w:t>
+            </w:r>
+          </w:p>
+          <w:p>
+            <w:pPr>
+              <w:pStyle w:val="Prrafodelista"/>
+              <w:rPr>
+                <w:bCs/>
+                <w:sz w:val="18"/>
+                <w:szCs w:val="18"/>
+              </w:rPr>
+            </w:pPr>
+          </w:p>
+          <w:p>
+            <w:pPr>
+              <w:pStyle w:val="Prrafodelista"/>
+              <w:jc w:val="both"/>
+              <w:rPr>
+                <w:bCs/>
+                <w:sz w:val="18"/>
+                <w:szCs w:val="18"/>
+              </w:rPr>
+            </w:pPr>
+          </w:p>
+          <w:p>
+            <w:pPr>
+              <w:pStyle w:val="Prrafodelista"/>
+              <w:numPr>
+                <w:ilvl w:val="0"/>
+                <w:numId w:val="9"/>
+              </w:numPr>
+              <w:jc w:val="both"/>
+              <w:rPr>
+                <w:bCs/>
+                <w:sz w:val="18"/>
+                <w:szCs w:val="18"/>
+              </w:rPr>
+            </w:pPr>
+            <w:r>
+              <w:rPr>
+                <w:bCs/>
+                <w:sz w:val="18"/>
+                <w:szCs w:val="18"/>
+              </w:rPr>
+              <w:t>Implementar una base de datos robusta y escalable que garantice la integridad y confidencialidad de la información.</w:t>
+            </w:r>
+          </w:p>
+          <w:p>
+            <w:pPr>
+              <w:pStyle w:val="Prrafodelista"/>
+              <w:jc w:val="both"/>
+              <w:rPr>
+                <w:bCs/>
+                <w:sz w:val="18"/>
+                <w:szCs w:val="18"/>
+              </w:rPr>
+            </w:pPr>
+          </w:p>
+          <w:p>
+            <w:pPr>
+              <w:pStyle w:val="Prrafodelista"/>
+              <w:numPr>
+                <w:ilvl w:val="0"/>
+                <w:numId w:val="9"/>
+              </w:numPr>
+              <w:jc w:val="both"/>
+              <w:rPr>
+                <w:bCs/>
+                <w:sz w:val="18"/>
+                <w:szCs w:val="18"/>
+              </w:rPr>
+            </w:pPr>
+            <w:r>
+              <w:rPr>
+                <w:bCs/>
+                <w:sz w:val="18"/>
+                <w:szCs w:val="18"/>
+              </w:rPr>
+              <w:t>Validar la solución informática integral mediante pruebas funcionales para asegurar la optimización de los procesos de negocio.</w:t>
+            </w:r>
+          </w:p>
+          <w:p>
+            <w:pPr>
+              <w:jc w:val="both"/>
+              <w:rPr>
+                <w:bCs/>
+                <w:sz w:val="18"/>
+                <w:szCs w:val="18"/>
+              </w:rPr>
+            </w:pPr>
           </w:p>
         </w:tc>
       </w:tr>
@@ -1532,14 +1652,146 @@
           </w:tcPr>
           <w:p>
             <w:pPr>
-              <w:pStyle w:val="Prrafodelista"/>
-              <w:numPr>
-                <w:ilvl w:val="0"/>
-                <w:numId w:val="1"/>
-              </w:numPr>
-              <w:spacing w:after="0" w:line="240" w:lineRule="auto"/>
-              <w:ind w:left="318" w:hanging="284"/>
-              <w:jc w:val="both"/>
+              <w:rPr>
+                <w:bCs/>
+                <w:sz w:val="18"/>
+                <w:szCs w:val="18"/>
+              </w:rPr>
+            </w:pPr>
+            <w:r>
+              <w:rPr>
+                <w:bCs/>
+                <w:sz w:val="18"/>
+                <w:szCs w:val="18"/>
+              </w:rPr>
+              <w:t xml:space="preserve">Se utilizó una adaptación de la metodología Scrum bajo un enfoque de "Solo Scrum" </w:t>
+            </w:r>
+            <w:r>
+              <w:rPr>
+                <w:bCs/>
+                <w:sz w:val="18"/>
+                <w:szCs w:val="18"/>
+              </w:rPr>
+              <w:t>con</w:t>
+            </w:r>
+            <w:r>
+              <w:rPr>
+                <w:bCs/>
+                <w:sz w:val="18"/>
+                <w:szCs w:val="18"/>
+              </w:rPr>
+              <w:t xml:space="preserve"> un marco de desarrollo ágil. El ciclo de trabajo se organizó en </w:t>
+            </w:r>
+            <w:proofErr w:type="spellStart"/>
+            <w:r>
+              <w:rPr>
+                <w:bCs/>
+                <w:sz w:val="18"/>
+                <w:szCs w:val="18"/>
+              </w:rPr>
+              <w:t>Sprints</w:t>
+            </w:r>
+            <w:proofErr w:type="spellEnd"/>
+            <w:r>
+              <w:rPr>
+                <w:bCs/>
+                <w:sz w:val="18"/>
+                <w:szCs w:val="18"/>
+              </w:rPr>
+              <w:t xml:space="preserve"> semanales, donde yo (Gonzalo) fungí como Desarrollador y Scrum </w:t>
+            </w:r>
+            <w:proofErr w:type="gramStart"/>
+            <w:r>
+              <w:rPr>
+                <w:bCs/>
+                <w:sz w:val="18"/>
+                <w:szCs w:val="18"/>
+              </w:rPr>
+              <w:t>Master</w:t>
+            </w:r>
+            <w:proofErr w:type="gramEnd"/>
+            <w:r>
+              <w:rPr>
+                <w:bCs/>
+                <w:sz w:val="18"/>
+                <w:szCs w:val="18"/>
+              </w:rPr>
+              <w:t xml:space="preserve">, y el socio estratégico asumió el rol de </w:t>
+            </w:r>
+            <w:proofErr w:type="spellStart"/>
+            <w:r>
+              <w:rPr>
+                <w:bCs/>
+                <w:sz w:val="18"/>
+                <w:szCs w:val="18"/>
+              </w:rPr>
+              <w:t>Product</w:t>
+            </w:r>
+            <w:proofErr w:type="spellEnd"/>
+            <w:r>
+              <w:rPr>
+                <w:bCs/>
+                <w:sz w:val="18"/>
+                <w:szCs w:val="18"/>
+              </w:rPr>
+              <w:t xml:space="preserve"> </w:t>
+            </w:r>
+            <w:proofErr w:type="spellStart"/>
+            <w:r>
+              <w:rPr>
+                <w:bCs/>
+                <w:sz w:val="18"/>
+                <w:szCs w:val="18"/>
+              </w:rPr>
+              <w:t>Owner</w:t>
+            </w:r>
+            <w:proofErr w:type="spellEnd"/>
+            <w:r>
+              <w:rPr>
+                <w:bCs/>
+                <w:sz w:val="18"/>
+                <w:szCs w:val="18"/>
+              </w:rPr>
+              <w:t>.</w:t>
+            </w:r>
+          </w:p>
+          <w:p>
+            <w:pPr>
+              <w:rPr>
+                <w:bCs/>
+                <w:sz w:val="18"/>
+                <w:szCs w:val="18"/>
+              </w:rPr>
+            </w:pPr>
+            <w:r>
+              <w:rPr>
+                <w:bCs/>
+                <w:sz w:val="18"/>
+                <w:szCs w:val="18"/>
+              </w:rPr>
+              <w:t xml:space="preserve">Esta metodología fue pertinente porque, a pesar de ser un proyecto individual, permitió mantener la disciplina, la entrega de valor incremental y la alineación constante con los requerimientos del negocio. Las ceremonias de "Sprint </w:t>
+            </w:r>
+            <w:proofErr w:type="spellStart"/>
+            <w:r>
+              <w:rPr>
+                <w:bCs/>
+                <w:sz w:val="18"/>
+                <w:szCs w:val="18"/>
+              </w:rPr>
+              <w:t>Review</w:t>
+            </w:r>
+            <w:proofErr w:type="spellEnd"/>
+            <w:r>
+              <w:rPr>
+                <w:bCs/>
+                <w:sz w:val="18"/>
+                <w:szCs w:val="18"/>
+              </w:rPr>
+              <w:t>" (validación semanal con el socio) fueron cruciales para asegurar la calidad y la aceptación del MVP.</w:t>
+            </w:r>
+          </w:p>
+          <w:p>
+            <w:pPr>
               <w:rPr>
                 <w:rFonts w:ascii="Calibri" w:hAnsi="Calibri" w:cs="Arial"/>
                 <w:i/>
@@ -1549,87 +1801,6 @@
                 <w:lang w:eastAsia="es-CL"/>
               </w:rPr>
             </w:pPr>
-            <w:r>
-              <w:rPr>
-                <w:rFonts w:ascii="Calibri" w:hAnsi="Calibri" w:cs="Arial"/>
-                <w:i/>
-                <w:color w:val="0070C0"/>
-                <w:sz w:val="18"/>
-                <w:szCs w:val="20"/>
-                <w:lang w:eastAsia="es-CL"/>
-              </w:rPr>
-              <w:t>Metodología utilizada y su pertinencia para cumplir objetivos.</w:t>
-            </w:r>
-          </w:p>
-          <w:p>
-            <w:pPr>
-              <w:ind w:left="720"/>
-              <w:rPr>
-                <w:rFonts w:ascii="Calibri" w:hAnsi="Calibri" w:cs="Arial"/>
-                <w:i/>
-                <w:color w:val="0070C0"/>
-                <w:sz w:val="18"/>
-                <w:szCs w:val="20"/>
-                <w:lang w:eastAsia="es-CL"/>
-              </w:rPr>
-            </w:pPr>
-            <w:r>
-              <w:rPr>
-                <w:rFonts w:ascii="Calibri" w:hAnsi="Calibri" w:cs="Arial"/>
-                <w:i/>
-                <w:color w:val="0070C0"/>
-                <w:sz w:val="18"/>
-                <w:szCs w:val="20"/>
-                <w:lang w:eastAsia="es-CL"/>
-              </w:rPr>
-              <w:t>¿Qué metodología utilizaste para desarrollar tu Proyecto APT?</w:t>
-            </w:r>
-            <w:r>
-              <w:rPr>
-                <w:rFonts w:ascii="Calibri" w:hAnsi="Calibri" w:cs="Arial"/>
-                <w:i/>
-                <w:color w:val="0070C0"/>
-                <w:sz w:val="18"/>
-                <w:szCs w:val="20"/>
-                <w:lang w:eastAsia="es-CL"/>
-              </w:rPr>
-              <w:t xml:space="preserve"> Describe las fases y procedimientos que llevaste a cabo para ejecutar tu proyecto.</w:t>
-            </w:r>
-          </w:p>
-          <w:p>
-            <w:pPr>
-              <w:ind w:left="720"/>
-              <w:rPr>
-                <w:rFonts w:ascii="Calibri" w:hAnsi="Calibri" w:cs="Arial"/>
-                <w:i/>
-                <w:color w:val="0070C0"/>
-                <w:sz w:val="18"/>
-                <w:szCs w:val="20"/>
-                <w:lang w:eastAsia="es-CL"/>
-              </w:rPr>
-            </w:pPr>
-            <w:r>
-              <w:rPr>
-                <w:rFonts w:ascii="Calibri" w:hAnsi="Calibri" w:cs="Arial"/>
-                <w:i/>
-                <w:color w:val="0070C0"/>
-                <w:sz w:val="18"/>
-                <w:szCs w:val="20"/>
-                <w:lang w:eastAsia="es-CL"/>
-              </w:rPr>
-              <w:t>Fundamenta, ¿p</w:t>
-            </w:r>
-            <w:r>
-              <w:rPr>
-                <w:rFonts w:ascii="Calibri" w:hAnsi="Calibri" w:cs="Arial"/>
-                <w:i/>
-                <w:color w:val="0070C0"/>
-                <w:sz w:val="18"/>
-                <w:szCs w:val="20"/>
-                <w:lang w:eastAsia="es-CL"/>
-              </w:rPr>
-              <w:t>or qué esta metodología era pertinente para cumplir los objetivos planteados?</w:t>
-            </w:r>
           </w:p>
         </w:tc>
       </w:tr>
@@ -1677,22 +1848,16 @@
               <w:ind w:left="318" w:hanging="284"/>
               <w:jc w:val="both"/>
               <w:rPr>
-                <w:rFonts w:ascii="Calibri" w:hAnsi="Calibri" w:cs="Arial"/>
-                <w:i/>
-                <w:color w:val="0070C0"/>
-                <w:sz w:val="18"/>
-                <w:szCs w:val="20"/>
-                <w:lang w:eastAsia="es-CL"/>
-              </w:rPr>
-            </w:pPr>
-            <w:r>
-              <w:rPr>
-                <w:rFonts w:ascii="Calibri" w:hAnsi="Calibri" w:cs="Arial"/>
-                <w:i/>
-                <w:color w:val="0070C0"/>
-                <w:sz w:val="18"/>
-                <w:szCs w:val="20"/>
-                <w:lang w:eastAsia="es-CL"/>
+                <w:bCs/>
+                <w:sz w:val="18"/>
+                <w:szCs w:val="18"/>
+              </w:rPr>
+            </w:pPr>
+            <w:r>
+              <w:rPr>
+                <w:bCs/>
+                <w:sz w:val="18"/>
+                <w:szCs w:val="18"/>
               </w:rPr>
               <w:t>Descripción de las etapas o actividades del Proyecto APT.</w:t>
             </w:r>
@@ -1702,44 +1867,32 @@
               <w:pStyle w:val="Prrafodelista"/>
               <w:jc w:val="both"/>
               <w:rPr>
-                <w:rFonts w:ascii="Calibri" w:hAnsi="Calibri" w:cs="Arial"/>
-                <w:i/>
-                <w:color w:val="0070C0"/>
-                <w:sz w:val="18"/>
-                <w:szCs w:val="20"/>
-                <w:lang w:eastAsia="es-CL"/>
-              </w:rPr>
-            </w:pPr>
-            <w:r>
-              <w:rPr>
-                <w:rFonts w:ascii="Calibri" w:hAnsi="Calibri" w:cs="Arial"/>
-                <w:i/>
-                <w:color w:val="0070C0"/>
-                <w:sz w:val="18"/>
-                <w:szCs w:val="20"/>
-                <w:lang w:eastAsia="es-CL"/>
+                <w:bCs/>
+                <w:sz w:val="18"/>
+                <w:szCs w:val="18"/>
+              </w:rPr>
+            </w:pPr>
+            <w:r>
+              <w:rPr>
+                <w:bCs/>
+                <w:sz w:val="18"/>
+                <w:szCs w:val="18"/>
               </w:rPr>
               <w:t xml:space="preserve">¿Cuáles fueron las etapas o actividades </w:t>
             </w:r>
             <w:r>
               <w:rPr>
-                <w:rFonts w:ascii="Calibri" w:hAnsi="Calibri" w:cs="Arial"/>
-                <w:i/>
-                <w:color w:val="0070C0"/>
-                <w:sz w:val="18"/>
-                <w:szCs w:val="20"/>
-                <w:lang w:eastAsia="es-CL"/>
+                <w:bCs/>
+                <w:sz w:val="18"/>
+                <w:szCs w:val="18"/>
               </w:rPr>
               <w:t>que desarrollaste en</w:t>
             </w:r>
             <w:r>
               <w:rPr>
-                <w:rFonts w:ascii="Calibri" w:hAnsi="Calibri" w:cs="Arial"/>
-                <w:i/>
-                <w:color w:val="0070C0"/>
-                <w:sz w:val="18"/>
-                <w:szCs w:val="20"/>
-                <w:lang w:eastAsia="es-CL"/>
+                <w:bCs/>
+                <w:sz w:val="18"/>
+                <w:szCs w:val="18"/>
               </w:rPr>
               <w:t xml:space="preserve"> tu Proyecto APT?</w:t>
             </w:r>
@@ -1755,33 +1908,24 @@
               <w:ind w:left="318" w:hanging="284"/>
               <w:jc w:val="both"/>
               <w:rPr>
-                <w:rFonts w:ascii="Calibri" w:hAnsi="Calibri" w:cs="Arial"/>
-                <w:i/>
-                <w:color w:val="0070C0"/>
-                <w:sz w:val="18"/>
-                <w:szCs w:val="20"/>
-                <w:lang w:eastAsia="es-CL"/>
-              </w:rPr>
-            </w:pPr>
-            <w:r>
-              <w:rPr>
-                <w:rFonts w:ascii="Calibri" w:hAnsi="Calibri" w:cs="Arial"/>
-                <w:i/>
-                <w:color w:val="0070C0"/>
-                <w:sz w:val="18"/>
-                <w:szCs w:val="20"/>
-                <w:lang w:eastAsia="es-CL"/>
+                <w:bCs/>
+                <w:sz w:val="18"/>
+                <w:szCs w:val="18"/>
+              </w:rPr>
+            </w:pPr>
+            <w:r>
+              <w:rPr>
+                <w:bCs/>
+                <w:sz w:val="18"/>
+                <w:szCs w:val="18"/>
               </w:rPr>
               <w:t>Dificultades y facilitadores en el desarrollo del Proyecto APT</w:t>
             </w:r>
             <w:r>
               <w:rPr>
-                <w:rFonts w:ascii="Calibri" w:hAnsi="Calibri" w:cs="Arial"/>
-                <w:i/>
-                <w:color w:val="0070C0"/>
-                <w:sz w:val="18"/>
-                <w:szCs w:val="20"/>
-                <w:lang w:eastAsia="es-CL"/>
+                <w:bCs/>
+                <w:sz w:val="18"/>
+                <w:szCs w:val="18"/>
               </w:rPr>
               <w:t>.</w:t>
             </w:r>
@@ -1791,22 +1935,16 @@
               <w:pStyle w:val="Prrafodelista"/>
               <w:jc w:val="both"/>
               <w:rPr>
-                <w:rFonts w:ascii="Calibri" w:hAnsi="Calibri" w:cs="Arial"/>
-                <w:i/>
-                <w:color w:val="0070C0"/>
-                <w:sz w:val="18"/>
-                <w:szCs w:val="20"/>
-                <w:lang w:eastAsia="es-CL"/>
-              </w:rPr>
-            </w:pPr>
-            <w:r>
-              <w:rPr>
-                <w:rFonts w:ascii="Calibri" w:hAnsi="Calibri" w:cs="Arial"/>
-                <w:i/>
-                <w:color w:val="0070C0"/>
-                <w:sz w:val="18"/>
-                <w:szCs w:val="20"/>
-                <w:lang w:eastAsia="es-CL"/>
+                <w:bCs/>
+                <w:sz w:val="18"/>
+                <w:szCs w:val="18"/>
+              </w:rPr>
+            </w:pPr>
+            <w:r>
+              <w:rPr>
+                <w:bCs/>
+                <w:sz w:val="18"/>
+                <w:szCs w:val="18"/>
               </w:rPr>
               <w:t>¿Qué elementos/aspectos te facilitaron o ayudaron en el desarrollo de tu proyecto APT?</w:t>
             </w:r>
@@ -1816,33 +1954,24 @@
               <w:pStyle w:val="Prrafodelista"/>
               <w:jc w:val="both"/>
               <w:rPr>
-                <w:rFonts w:ascii="Calibri" w:hAnsi="Calibri" w:cs="Arial"/>
-                <w:i/>
-                <w:color w:val="0070C0"/>
-                <w:sz w:val="18"/>
-                <w:szCs w:val="20"/>
-                <w:lang w:eastAsia="es-CL"/>
-              </w:rPr>
-            </w:pPr>
-            <w:r>
-              <w:rPr>
-                <w:rFonts w:ascii="Calibri" w:hAnsi="Calibri" w:cs="Arial"/>
-                <w:i/>
-                <w:color w:val="0070C0"/>
-                <w:sz w:val="18"/>
-                <w:szCs w:val="20"/>
-                <w:lang w:eastAsia="es-CL"/>
+                <w:bCs/>
+                <w:sz w:val="18"/>
+                <w:szCs w:val="18"/>
+              </w:rPr>
+            </w:pPr>
+            <w:r>
+              <w:rPr>
+                <w:bCs/>
+                <w:sz w:val="18"/>
+                <w:szCs w:val="18"/>
               </w:rPr>
               <w:t>¿A qué dificultades</w:t>
             </w:r>
             <w:r>
               <w:rPr>
-                <w:rFonts w:ascii="Calibri" w:hAnsi="Calibri" w:cs="Arial"/>
-                <w:i/>
-                <w:color w:val="0070C0"/>
-                <w:sz w:val="18"/>
-                <w:szCs w:val="20"/>
-                <w:lang w:eastAsia="es-CL"/>
+                <w:bCs/>
+                <w:sz w:val="18"/>
+                <w:szCs w:val="18"/>
               </w:rPr>
               <w:t xml:space="preserve"> enfrentaste en el desarrollo de tu Proyecto APT?</w:t>
             </w:r>
@@ -1858,55 +1987,40 @@
               <w:ind w:left="318" w:hanging="284"/>
               <w:jc w:val="both"/>
               <w:rPr>
-                <w:rFonts w:ascii="Calibri" w:hAnsi="Calibri" w:cs="Arial"/>
-                <w:i/>
-                <w:color w:val="0070C0"/>
-                <w:sz w:val="18"/>
-                <w:szCs w:val="20"/>
-                <w:lang w:eastAsia="es-CL"/>
-              </w:rPr>
-            </w:pPr>
-            <w:r>
-              <w:rPr>
-                <w:rFonts w:ascii="Calibri" w:hAnsi="Calibri" w:cs="Arial"/>
-                <w:i/>
-                <w:color w:val="0070C0"/>
-                <w:sz w:val="18"/>
-                <w:szCs w:val="20"/>
-                <w:lang w:eastAsia="es-CL"/>
+                <w:bCs/>
+                <w:sz w:val="18"/>
+                <w:szCs w:val="18"/>
+              </w:rPr>
+            </w:pPr>
+            <w:r>
+              <w:rPr>
+                <w:bCs/>
+                <w:sz w:val="18"/>
+                <w:szCs w:val="18"/>
               </w:rPr>
               <w:t>A</w:t>
             </w:r>
             <w:r>
               <w:rPr>
-                <w:rFonts w:ascii="Calibri" w:hAnsi="Calibri" w:cs="Arial"/>
-                <w:i/>
-                <w:color w:val="0070C0"/>
-                <w:sz w:val="18"/>
-                <w:szCs w:val="20"/>
-                <w:lang w:eastAsia="es-CL"/>
+                <w:bCs/>
+                <w:sz w:val="18"/>
+                <w:szCs w:val="18"/>
               </w:rPr>
               <w:t>justes</w:t>
             </w:r>
             <w:r>
               <w:rPr>
-                <w:rFonts w:ascii="Calibri" w:hAnsi="Calibri" w:cs="Arial"/>
-                <w:i/>
-                <w:color w:val="0070C0"/>
-                <w:sz w:val="18"/>
-                <w:szCs w:val="20"/>
-                <w:lang w:eastAsia="es-CL"/>
+                <w:bCs/>
+                <w:sz w:val="18"/>
+                <w:szCs w:val="18"/>
               </w:rPr>
               <w:t xml:space="preserve"> realizados</w:t>
             </w:r>
             <w:r>
               <w:rPr>
-                <w:rFonts w:ascii="Calibri" w:hAnsi="Calibri" w:cs="Arial"/>
-                <w:i/>
-                <w:color w:val="0070C0"/>
-                <w:sz w:val="18"/>
-                <w:szCs w:val="20"/>
-                <w:lang w:eastAsia="es-CL"/>
+                <w:bCs/>
+                <w:sz w:val="18"/>
+                <w:szCs w:val="18"/>
               </w:rPr>
               <w:t>.</w:t>
             </w:r>
@@ -1915,31 +2029,552 @@
             <w:pPr>
               <w:ind w:left="720"/>
               <w:rPr>
-                <w:rFonts w:ascii="Calibri" w:hAnsi="Calibri" w:cs="Arial"/>
-                <w:i/>
-                <w:color w:val="0070C0"/>
-                <w:sz w:val="18"/>
-                <w:szCs w:val="20"/>
-                <w:lang w:eastAsia="es-CL"/>
-              </w:rPr>
-            </w:pPr>
-            <w:r>
-              <w:rPr>
-                <w:rFonts w:ascii="Calibri" w:hAnsi="Calibri" w:cs="Arial"/>
-                <w:i/>
-                <w:color w:val="0070C0"/>
-                <w:sz w:val="18"/>
-                <w:szCs w:val="20"/>
-                <w:lang w:eastAsia="es-CL"/>
+                <w:bCs/>
+                <w:sz w:val="18"/>
+                <w:szCs w:val="18"/>
+              </w:rPr>
+            </w:pPr>
+            <w:r>
+              <w:rPr>
+                <w:bCs/>
+                <w:sz w:val="18"/>
+                <w:szCs w:val="18"/>
               </w:rPr>
               <w:t xml:space="preserve">¿Cómo abordaste las dificultades para cumplir con los objetivos? ¿Tuviste que hacer algún ajuste? ¿Qué ajuste? </w:t>
             </w:r>
+          </w:p>
+          <w:p>
+            <w:pPr>
+              <w:ind w:left="720"/>
+              <w:rPr>
+                <w:bCs/>
+                <w:sz w:val="18"/>
+                <w:szCs w:val="18"/>
+              </w:rPr>
+            </w:pPr>
+          </w:p>
+          <w:p>
+            <w:pPr>
+              <w:rPr>
+                <w:bCs/>
+                <w:sz w:val="18"/>
+                <w:szCs w:val="18"/>
+              </w:rPr>
+            </w:pPr>
+            <w:r>
+              <w:rPr>
+                <w:bCs/>
+                <w:sz w:val="18"/>
+                <w:szCs w:val="18"/>
+              </w:rPr>
+              <w:t>El proyecto se dividió en tres fases principales:</w:t>
+            </w:r>
+          </w:p>
+          <w:p>
+            <w:pPr>
+              <w:rPr>
+                <w:bCs/>
+                <w:sz w:val="18"/>
+                <w:szCs w:val="18"/>
+              </w:rPr>
+            </w:pPr>
+            <w:r>
+              <w:rPr>
+                <w:bCs/>
+                <w:sz w:val="18"/>
+                <w:szCs w:val="18"/>
+              </w:rPr>
+              <w:t xml:space="preserve">Fase 1 (Planificación/Diseño): Definición de </w:t>
+            </w:r>
+            <w:proofErr w:type="spellStart"/>
+            <w:r>
+              <w:rPr>
+                <w:bCs/>
+                <w:sz w:val="18"/>
+                <w:szCs w:val="18"/>
+              </w:rPr>
+              <w:t>Product</w:t>
+            </w:r>
+            <w:proofErr w:type="spellEnd"/>
+            <w:r>
+              <w:rPr>
+                <w:bCs/>
+                <w:sz w:val="18"/>
+                <w:szCs w:val="18"/>
+              </w:rPr>
+              <w:t xml:space="preserve"> Backlog, diseño de Arquitectura (Modelo de Tres Capas) y Modelado Entidad-Relación (MER).</w:t>
+            </w:r>
+          </w:p>
+          <w:p>
+            <w:pPr>
+              <w:rPr>
+                <w:bCs/>
+                <w:sz w:val="18"/>
+                <w:szCs w:val="18"/>
+              </w:rPr>
+            </w:pPr>
+            <w:r>
+              <w:rPr>
+                <w:bCs/>
+                <w:sz w:val="18"/>
+                <w:szCs w:val="18"/>
+              </w:rPr>
+              <w:t>Fase 2 (Implementación): Codificación de los módulos funcionales, configuración de ambientes (Desarrollo/</w:t>
+            </w:r>
+            <w:r>
+              <w:rPr>
+                <w:bCs/>
+                <w:sz w:val="18"/>
+                <w:szCs w:val="18"/>
+              </w:rPr>
+              <w:t>Pruebas</w:t>
+            </w:r>
+            <w:r>
+              <w:rPr>
+                <w:bCs/>
+                <w:sz w:val="18"/>
+                <w:szCs w:val="18"/>
+              </w:rPr>
+              <w:t>) y automatización inicial de despliegue.</w:t>
+            </w:r>
+          </w:p>
+          <w:p>
+            <w:pPr>
+              <w:rPr>
+                <w:bCs/>
+                <w:sz w:val="18"/>
+                <w:szCs w:val="18"/>
+              </w:rPr>
+            </w:pPr>
+            <w:r>
+              <w:rPr>
+                <w:bCs/>
+                <w:sz w:val="18"/>
+                <w:szCs w:val="18"/>
+              </w:rPr>
+              <w:t>Fase 3 (Validación/Cierre): Ejecución de casos de prueba definidos por el socio, corrección de bugs y documentación técnica final.</w:t>
+            </w:r>
+          </w:p>
+          <w:p>
+            <w:pPr>
+              <w:rPr>
+                <w:bCs/>
+                <w:sz w:val="18"/>
+                <w:szCs w:val="18"/>
+              </w:rPr>
+            </w:pPr>
+          </w:p>
+          <w:p>
+            <w:pPr>
+              <w:rPr>
+                <w:bCs/>
+                <w:sz w:val="18"/>
+                <w:szCs w:val="18"/>
+              </w:rPr>
+            </w:pPr>
+            <w:r>
+              <w:rPr>
+                <w:bCs/>
+                <w:sz w:val="18"/>
+                <w:szCs w:val="18"/>
+              </w:rPr>
+              <w:t>Dificultades y Facilitadores:</w:t>
+            </w:r>
+          </w:p>
+          <w:p>
+            <w:pPr>
+              <w:rPr>
+                <w:bCs/>
+                <w:sz w:val="18"/>
+                <w:szCs w:val="18"/>
+              </w:rPr>
+            </w:pPr>
+            <w:r>
+              <w:rPr>
+                <w:bCs/>
+                <w:sz w:val="18"/>
+                <w:szCs w:val="18"/>
+              </w:rPr>
+              <w:t>Facilitadores:</w:t>
+            </w:r>
+          </w:p>
+          <w:p>
+            <w:pPr>
+              <w:rPr>
+                <w:bCs/>
+                <w:sz w:val="18"/>
+                <w:szCs w:val="18"/>
+              </w:rPr>
+            </w:pPr>
+            <w:r>
+              <w:rPr>
+                <w:bCs/>
+                <w:sz w:val="18"/>
+                <w:szCs w:val="18"/>
+              </w:rPr>
+              <w:t>Dominio Arquitectónico: Mi fuerte conocimiento en modelado de datos y arquitectura (Fortaleza inicial) aceleró la Fase 1.</w:t>
+            </w:r>
+          </w:p>
+          <w:p>
+            <w:pPr>
+              <w:rPr>
+                <w:bCs/>
+                <w:sz w:val="18"/>
+                <w:szCs w:val="18"/>
+              </w:rPr>
+            </w:pPr>
+            <w:r>
+              <w:rPr>
+                <w:bCs/>
+                <w:sz w:val="18"/>
+                <w:szCs w:val="18"/>
+              </w:rPr>
+              <w:t xml:space="preserve">Validación Constante: La figura del Socio Estratégico como </w:t>
+            </w:r>
+            <w:proofErr w:type="spellStart"/>
+            <w:r>
+              <w:rPr>
+                <w:bCs/>
+                <w:sz w:val="18"/>
+                <w:szCs w:val="18"/>
+              </w:rPr>
+              <w:t>Product</w:t>
+            </w:r>
+            <w:proofErr w:type="spellEnd"/>
+            <w:r>
+              <w:rPr>
+                <w:bCs/>
+                <w:sz w:val="18"/>
+                <w:szCs w:val="18"/>
+              </w:rPr>
+              <w:t xml:space="preserve"> </w:t>
+            </w:r>
+            <w:proofErr w:type="spellStart"/>
+            <w:r>
+              <w:rPr>
+                <w:bCs/>
+                <w:sz w:val="18"/>
+                <w:szCs w:val="18"/>
+              </w:rPr>
+              <w:t>Owner</w:t>
+            </w:r>
+            <w:proofErr w:type="spellEnd"/>
+            <w:r>
+              <w:rPr>
+                <w:bCs/>
+                <w:sz w:val="18"/>
+                <w:szCs w:val="18"/>
+              </w:rPr>
+              <w:t xml:space="preserve"> simplificó la toma de decisiones críticas de negocio.</w:t>
+            </w:r>
+          </w:p>
+          <w:p>
+            <w:pPr>
+              <w:rPr>
+                <w:bCs/>
+                <w:sz w:val="18"/>
+                <w:szCs w:val="18"/>
+              </w:rPr>
+            </w:pPr>
+            <w:r>
+              <w:rPr>
+                <w:bCs/>
+                <w:sz w:val="18"/>
+                <w:szCs w:val="18"/>
+              </w:rPr>
+              <w:t>Dificultades:</w:t>
+            </w:r>
+          </w:p>
+          <w:p>
+            <w:pPr>
+              <w:rPr>
+                <w:bCs/>
+                <w:sz w:val="18"/>
+                <w:szCs w:val="18"/>
+              </w:rPr>
+            </w:pPr>
+            <w:r>
+              <w:rPr>
+                <w:bCs/>
+                <w:sz w:val="18"/>
+                <w:szCs w:val="18"/>
+              </w:rPr>
+              <w:t>Restricción de Tiempo: La compatibilidad horaria con mi trabajo y la necesidad de trabajar solo en las noches limitaron las horas continuas de codificación.</w:t>
+            </w:r>
+          </w:p>
+          <w:p>
+            <w:pPr>
+              <w:rPr>
+                <w:bCs/>
+                <w:sz w:val="18"/>
+                <w:szCs w:val="18"/>
+              </w:rPr>
+            </w:pPr>
+            <w:r>
+              <w:rPr>
+                <w:bCs/>
+                <w:sz w:val="18"/>
+                <w:szCs w:val="18"/>
+              </w:rPr>
+              <w:t xml:space="preserve">Coordinación: Los horarios variables del socio dificultaron la coordinación de reuniones de </w:t>
+            </w:r>
+            <w:proofErr w:type="spellStart"/>
+            <w:r>
+              <w:rPr>
+                <w:bCs/>
+                <w:sz w:val="18"/>
+                <w:szCs w:val="18"/>
+              </w:rPr>
+              <w:t>review</w:t>
+            </w:r>
+            <w:proofErr w:type="spellEnd"/>
+            <w:r>
+              <w:rPr>
+                <w:bCs/>
+                <w:sz w:val="18"/>
+                <w:szCs w:val="18"/>
+              </w:rPr>
+              <w:t>.</w:t>
+            </w:r>
+          </w:p>
+          <w:p>
+            <w:pPr>
+              <w:rPr>
+                <w:bCs/>
+                <w:sz w:val="18"/>
+                <w:szCs w:val="18"/>
+              </w:rPr>
+            </w:pPr>
+            <w:r>
+              <w:rPr>
+                <w:bCs/>
+                <w:sz w:val="18"/>
+                <w:szCs w:val="18"/>
+              </w:rPr>
+              <w:t>Flujo de Código: Problemas iniciales en el flujo de trabajo del código debido a la intermitencia en el desarrollo.</w:t>
+            </w:r>
+          </w:p>
+          <w:p>
+            <w:pPr>
+              <w:rPr>
+                <w:bCs/>
+                <w:sz w:val="18"/>
+                <w:szCs w:val="18"/>
+              </w:rPr>
+            </w:pPr>
+          </w:p>
+          <w:p>
+            <w:pPr>
+              <w:rPr>
+                <w:bCs/>
+                <w:sz w:val="18"/>
+                <w:szCs w:val="18"/>
+              </w:rPr>
+            </w:pPr>
+            <w:r>
+              <w:rPr>
+                <w:bCs/>
+                <w:sz w:val="18"/>
+                <w:szCs w:val="18"/>
+              </w:rPr>
+              <w:t>Ajustes Realizados:</w:t>
+            </w:r>
+          </w:p>
+          <w:p>
+            <w:pPr>
+              <w:rPr>
+                <w:bCs/>
+                <w:sz w:val="18"/>
+                <w:szCs w:val="18"/>
+              </w:rPr>
+            </w:pPr>
+            <w:r>
+              <w:rPr>
+                <w:bCs/>
+                <w:sz w:val="18"/>
+                <w:szCs w:val="18"/>
+              </w:rPr>
+              <w:t>Para abordar las dificultades de tiempo, se implementó lo siguiente:</w:t>
+            </w:r>
+          </w:p>
+          <w:p>
+            <w:pPr>
+              <w:rPr>
+                <w:bCs/>
+                <w:sz w:val="18"/>
+                <w:szCs w:val="18"/>
+              </w:rPr>
+            </w:pPr>
+            <w:r>
+              <w:rPr>
+                <w:bCs/>
+                <w:sz w:val="18"/>
+                <w:szCs w:val="18"/>
+              </w:rPr>
+              <w:t>Bloques de Desarrollo Intensivo: Se reservó la codificación compleja para bloques de tiempo concentrados por la noche y los fines de semana.</w:t>
+            </w:r>
+          </w:p>
+          <w:p>
+            <w:pPr>
+              <w:rPr>
+                <w:bCs/>
+                <w:sz w:val="18"/>
+                <w:szCs w:val="18"/>
+              </w:rPr>
+            </w:pPr>
+            <w:r>
+              <w:rPr>
+                <w:bCs/>
+                <w:sz w:val="18"/>
+                <w:szCs w:val="18"/>
+              </w:rPr>
+              <w:t>Delegación Operativa: Se ajustó el plan delegando la preparación y limpieza de data de prueba al Socio Estratégico, liberando mi tiempo de tareas no esenciales de desarrollo.</w:t>
+            </w:r>
+          </w:p>
+          <w:p>
+            <w:pPr>
+              <w:rPr>
+                <w:bCs/>
+                <w:sz w:val="18"/>
+                <w:szCs w:val="18"/>
+              </w:rPr>
+            </w:pPr>
+            <w:r>
+              <w:rPr>
+                <w:bCs/>
+                <w:sz w:val="18"/>
+                <w:szCs w:val="18"/>
+              </w:rPr>
+              <w:t>Priorización Estricta: Se eliminaron funcionalidades no críticas del Backlog para asegurar que solo el MVP fuera completado a tiempo.</w:t>
+            </w:r>
+          </w:p>
+          <w:p>
+            <w:pPr>
+              <w:rPr>
+                <w:bCs/>
+                <w:sz w:val="18"/>
+                <w:szCs w:val="18"/>
+              </w:rPr>
+            </w:pPr>
+          </w:p>
+          <w:p>
+            <w:pPr>
+              <w:rPr>
+                <w:bCs/>
+                <w:sz w:val="18"/>
+                <w:szCs w:val="18"/>
+              </w:rPr>
+            </w:pPr>
+            <w:r>
+              <w:rPr>
+                <w:bCs/>
+                <w:sz w:val="18"/>
+                <w:szCs w:val="18"/>
+              </w:rPr>
+              <w:lastRenderedPageBreak/>
+              <w:t>Evidencias que Visualizan el Proceso y Resultado:</w:t>
+            </w:r>
+          </w:p>
+          <w:p>
+            <w:pPr>
+              <w:rPr>
+                <w:bCs/>
+                <w:sz w:val="18"/>
+                <w:szCs w:val="18"/>
+              </w:rPr>
+            </w:pPr>
+            <w:r>
+              <w:rPr>
+                <w:bCs/>
+                <w:sz w:val="18"/>
+                <w:szCs w:val="18"/>
+              </w:rPr>
+              <w:t>Aplicación Web Operativa (Demo/URL): Muestra el resultado final (MVP funcional).</w:t>
+            </w:r>
+          </w:p>
+          <w:p>
+            <w:pPr>
+              <w:rPr>
+                <w:bCs/>
+                <w:sz w:val="18"/>
+                <w:szCs w:val="18"/>
+              </w:rPr>
+            </w:pPr>
+            <w:r>
+              <w:rPr>
+                <w:bCs/>
+                <w:sz w:val="18"/>
+                <w:szCs w:val="18"/>
+              </w:rPr>
+              <w:t>Informe Técnico Detallado: Contiene la documentación del código fuente, el MER final y la arquitectura de la solución.</w:t>
+            </w:r>
+          </w:p>
+          <w:p>
+            <w:pPr>
+              <w:rPr>
+                <w:bCs/>
+                <w:sz w:val="18"/>
+                <w:szCs w:val="18"/>
+              </w:rPr>
+            </w:pPr>
+            <w:r>
+              <w:rPr>
+                <w:bCs/>
+                <w:sz w:val="18"/>
+                <w:szCs w:val="18"/>
+              </w:rPr>
+              <w:t xml:space="preserve">Evidencia de Pruebas y Certificación: Presenta el </w:t>
+            </w:r>
+            <w:proofErr w:type="spellStart"/>
+            <w:r>
+              <w:rPr>
+                <w:bCs/>
+                <w:sz w:val="18"/>
+                <w:szCs w:val="18"/>
+              </w:rPr>
+              <w:t>checklist</w:t>
+            </w:r>
+            <w:proofErr w:type="spellEnd"/>
+            <w:r>
+              <w:rPr>
+                <w:bCs/>
+                <w:sz w:val="18"/>
+                <w:szCs w:val="18"/>
+              </w:rPr>
+              <w:t xml:space="preserve"> de aceptación del usuario (Socio Estratégico) y los resultados de las pruebas funcionales.</w:t>
+            </w:r>
+          </w:p>
+          <w:p>
+            <w:pPr>
+              <w:rPr>
+                <w:bCs/>
+                <w:sz w:val="18"/>
+                <w:szCs w:val="18"/>
+              </w:rPr>
+            </w:pPr>
+            <w:r>
+              <w:rPr>
+                <w:bCs/>
+                <w:sz w:val="18"/>
+                <w:szCs w:val="18"/>
+              </w:rPr>
+              <w:t>Repositorio de Código (Git): Demuestra la aplicación de técnicas de sistematización, versiones y control de cambios a lo largo del desarrollo.</w:t>
+            </w:r>
+          </w:p>
+          <w:p>
+            <w:pPr>
+              <w:rPr>
+                <w:bCs/>
+                <w:sz w:val="18"/>
+                <w:szCs w:val="18"/>
+              </w:rPr>
+            </w:pPr>
           </w:p>
         </w:tc>
       </w:tr>
       <w:tr>
         <w:trPr>
-          <w:trHeight w:val="1112"/>
+          <w:trHeight w:val="3692"/>
         </w:trPr>
         <w:tc>
           <w:tcPr>
@@ -1960,6 +2595,7 @@
                 <w:color w:val="1F3864" w:themeColor="accent1" w:themeShade="80"/>
                 <w:sz w:val="18"/>
               </w:rPr>
+              <w:lastRenderedPageBreak/>
               <w:t>5. Evidencias</w:t>
             </w:r>
           </w:p>
@@ -1967,97 +2603,248 @@
         <w:tc>
           <w:tcPr>
             <w:tcW w:w="6780" w:type="dxa"/>
-            <w:vAlign w:val="center"/>
           </w:tcPr>
           <w:p>
             <w:pPr>
-              <w:pStyle w:val="Prrafodelista"/>
-              <w:numPr>
-                <w:ilvl w:val="0"/>
-                <w:numId w:val="1"/>
-              </w:numPr>
-              <w:spacing w:after="0" w:line="240" w:lineRule="auto"/>
-              <w:ind w:left="314" w:hanging="284"/>
-              <w:jc w:val="both"/>
-              <w:rPr>
-                <w:rFonts w:ascii="Calibri" w:hAnsi="Calibri" w:cs="Arial"/>
-                <w:i/>
-                <w:iCs/>
-                <w:color w:val="0070C0"/>
-                <w:sz w:val="18"/>
-                <w:szCs w:val="20"/>
-                <w:lang w:eastAsia="es-CL"/>
-              </w:rPr>
-            </w:pPr>
-            <w:r>
-              <w:rPr>
-                <w:rFonts w:ascii="Calibri" w:hAnsi="Calibri" w:cs="Arial"/>
-                <w:i/>
-                <w:iCs/>
-                <w:color w:val="0070C0"/>
-                <w:sz w:val="18"/>
-                <w:szCs w:val="20"/>
-                <w:lang w:eastAsia="es-CL"/>
-              </w:rPr>
-              <w:t>Adjunta</w:t>
-            </w:r>
-            <w:r>
-              <w:rPr>
-                <w:rFonts w:ascii="Calibri" w:hAnsi="Calibri" w:cs="Arial"/>
-                <w:i/>
-                <w:iCs/>
-                <w:color w:val="0070C0"/>
-                <w:sz w:val="18"/>
-                <w:szCs w:val="20"/>
-                <w:lang w:eastAsia="es-CL"/>
+              <w:rPr>
+                <w:bCs/>
+                <w:sz w:val="18"/>
+                <w:szCs w:val="18"/>
+              </w:rPr>
+            </w:pPr>
+            <w:r>
+              <w:rPr>
+                <w:bCs/>
+                <w:sz w:val="18"/>
+                <w:szCs w:val="18"/>
+              </w:rPr>
+              <w:t xml:space="preserve">Como </w:t>
+            </w:r>
+            <w:r>
+              <w:rPr>
+                <w:bCs/>
+                <w:sz w:val="18"/>
+                <w:szCs w:val="18"/>
+              </w:rPr>
+              <w:t xml:space="preserve">evidencias del desarrollo del proyecto </w:t>
+            </w:r>
+            <w:r>
+              <w:rPr>
+                <w:bCs/>
+                <w:sz w:val="18"/>
+                <w:szCs w:val="18"/>
+              </w:rPr>
+              <w:t>se incluirá:</w:t>
+            </w:r>
+          </w:p>
+          <w:p>
+            <w:pPr>
+              <w:rPr>
+                <w:bCs/>
+                <w:sz w:val="18"/>
+                <w:szCs w:val="18"/>
+              </w:rPr>
+            </w:pPr>
+            <w:r>
+              <w:rPr>
+                <w:bCs/>
+                <w:sz w:val="18"/>
+                <w:szCs w:val="18"/>
+              </w:rPr>
+              <w:t>Enlace Web al MVP: Se entregará el enlace a la página de prueba (MVP) de la plataforma para su revisión funcional.</w:t>
+            </w:r>
+            <w:r>
+              <w:rPr>
+                <w:bCs/>
+                <w:sz w:val="18"/>
+                <w:szCs w:val="18"/>
               </w:rPr>
               <w:t xml:space="preserve"> </w:t>
             </w:r>
             <w:r>
               <w:rPr>
-                <w:rFonts w:ascii="Calibri" w:hAnsi="Calibri" w:cs="Arial"/>
-                <w:i/>
-                <w:iCs/>
-                <w:color w:val="0070C0"/>
-                <w:sz w:val="18"/>
-                <w:szCs w:val="20"/>
-                <w:lang w:eastAsia="es-CL"/>
-              </w:rPr>
-              <w:t>evidencias que permitan dar cuenta del desarrollo del Proyecto APT y sus resultados finales.</w:t>
-            </w:r>
-          </w:p>
-          <w:p>
-            <w:pPr>
-              <w:ind w:left="743"/>
-              <w:rPr>
-                <w:b/>
-                <w:i/>
-                <w:color w:val="0070C0"/>
-                <w:sz w:val="18"/>
-              </w:rPr>
-            </w:pPr>
-            <w:r>
-              <w:rPr>
-                <w:rFonts w:ascii="Calibri" w:hAnsi="Calibri" w:cs="Arial"/>
-                <w:i/>
-                <w:color w:val="0070C0"/>
-                <w:sz w:val="18"/>
-                <w:szCs w:val="20"/>
-                <w:lang w:eastAsia="es-CL"/>
-              </w:rPr>
-              <w:t>¿Qué evidencias pueden servir para que los demás puedan visualizar y entender las distintas etapas de tu Proyecto APT y el resultado final?</w:t>
-            </w:r>
-            <w:r>
-              <w:rPr>
-                <w:rFonts w:ascii="Calibri" w:hAnsi="Calibri" w:cs="Arial"/>
-                <w:i/>
-                <w:color w:val="0070C0"/>
-                <w:sz w:val="18"/>
-                <w:szCs w:val="20"/>
-                <w:lang w:eastAsia="es-CL"/>
-              </w:rPr>
-              <w:t xml:space="preserve"> </w:t>
-            </w:r>
+                <w:bCs/>
+                <w:sz w:val="18"/>
+                <w:szCs w:val="18"/>
+              </w:rPr>
+              <w:t>https://dev.dentalware.app/pacientes</w:t>
+            </w:r>
+          </w:p>
+          <w:p>
+            <w:pPr>
+              <w:rPr>
+                <w:bCs/>
+                <w:sz w:val="18"/>
+                <w:szCs w:val="18"/>
+              </w:rPr>
+            </w:pPr>
+            <w:r>
+              <w:rPr>
+                <w:bCs/>
+                <w:sz w:val="18"/>
+                <w:szCs w:val="18"/>
+              </w:rPr>
+              <w:t>Diagrama de Arquitectura: El diagrama de arquitectura del sistema.</w:t>
+            </w:r>
+          </w:p>
+          <w:p>
+            <w:pPr>
+              <w:rPr>
+                <w:bCs/>
+                <w:sz w:val="18"/>
+                <w:szCs w:val="18"/>
+              </w:rPr>
+            </w:pPr>
+            <w:r>
+              <w:rPr>
+                <w:bCs/>
+                <w:sz w:val="18"/>
+                <w:szCs w:val="18"/>
+              </w:rPr>
+              <w:t xml:space="preserve">Documentación Técnica y de Gestión: Documentación técnica, </w:t>
+            </w:r>
+            <w:r>
+              <w:rPr>
+                <w:bCs/>
+                <w:sz w:val="18"/>
+                <w:szCs w:val="18"/>
+              </w:rPr>
+              <w:t xml:space="preserve">diagrama </w:t>
+            </w:r>
+            <w:proofErr w:type="spellStart"/>
+            <w:r>
+              <w:rPr>
+                <w:bCs/>
+                <w:sz w:val="18"/>
+                <w:szCs w:val="18"/>
+              </w:rPr>
+              <w:t>bpmn</w:t>
+            </w:r>
+            <w:proofErr w:type="spellEnd"/>
+            <w:r>
+              <w:rPr>
+                <w:bCs/>
+                <w:sz w:val="18"/>
+                <w:szCs w:val="18"/>
+              </w:rPr>
+              <w:t xml:space="preserve">, historias de </w:t>
+            </w:r>
+            <w:r>
+              <w:rPr>
+                <w:bCs/>
+                <w:sz w:val="18"/>
+                <w:szCs w:val="18"/>
+              </w:rPr>
+              <w:t>usuario</w:t>
+            </w:r>
+            <w:r>
+              <w:rPr>
+                <w:bCs/>
+                <w:sz w:val="18"/>
+                <w:szCs w:val="18"/>
+              </w:rPr>
+              <w:t>,</w:t>
+            </w:r>
+            <w:r>
+              <w:rPr>
+                <w:bCs/>
+                <w:sz w:val="18"/>
+                <w:szCs w:val="18"/>
+              </w:rPr>
+              <w:t xml:space="preserve"> criterios</w:t>
+            </w:r>
+            <w:r>
+              <w:rPr>
+                <w:bCs/>
+                <w:sz w:val="18"/>
+                <w:szCs w:val="18"/>
+              </w:rPr>
+              <w:t xml:space="preserve"> de aceptación y la presentación final del proyecto.</w:t>
+            </w:r>
+          </w:p>
+          <w:p>
+            <w:pPr>
+              <w:rPr>
+                <w:bCs/>
+                <w:sz w:val="18"/>
+                <w:szCs w:val="18"/>
+              </w:rPr>
+            </w:pPr>
+            <w:r>
+              <w:rPr>
+                <w:bCs/>
+                <w:sz w:val="18"/>
+                <w:szCs w:val="18"/>
+              </w:rPr>
+              <w:t>Repositorio de Código (Git): Demuestra la aplicación de técnicas de sistematización, versiones y control de cambios a lo largo del desarrollo.</w:t>
+            </w:r>
+          </w:p>
+          <w:p>
+            <w:pPr>
+              <w:rPr>
+                <w:bCs/>
+                <w:sz w:val="18"/>
+                <w:szCs w:val="18"/>
+              </w:rPr>
+            </w:pPr>
+            <w:r>
+              <w:rPr>
+                <w:bCs/>
+                <w:sz w:val="18"/>
+                <w:szCs w:val="18"/>
+              </w:rPr>
+              <w:t xml:space="preserve">Estas evidencias permiten </w:t>
+            </w:r>
+            <w:r>
+              <w:rPr>
+                <w:bCs/>
+                <w:sz w:val="18"/>
+                <w:szCs w:val="18"/>
+              </w:rPr>
+              <w:t>revisar</w:t>
+            </w:r>
+            <w:r>
+              <w:rPr>
+                <w:bCs/>
+                <w:sz w:val="18"/>
+                <w:szCs w:val="18"/>
+              </w:rPr>
+              <w:t xml:space="preserve"> la evolución del sistema desde su diseño hasta su implementació</w:t>
+            </w:r>
+            <w:r>
+              <w:rPr>
+                <w:bCs/>
+                <w:sz w:val="18"/>
+                <w:szCs w:val="18"/>
+              </w:rPr>
+              <w:t>n</w:t>
+            </w:r>
+            <w:r>
+              <w:rPr>
+                <w:bCs/>
+                <w:sz w:val="18"/>
+                <w:szCs w:val="18"/>
+              </w:rPr>
+              <w:t>.</w:t>
+            </w:r>
+          </w:p>
+          <w:p>
+            <w:pPr>
+              <w:rPr>
+                <w:bCs/>
+                <w:sz w:val="18"/>
+                <w:szCs w:val="18"/>
+              </w:rPr>
+            </w:pPr>
+          </w:p>
+          <w:p>
+            <w:pPr>
+              <w:rPr>
+                <w:bCs/>
+                <w:sz w:val="18"/>
+                <w:szCs w:val="18"/>
+              </w:rPr>
+            </w:pPr>
           </w:p>
         </w:tc>
       </w:tr>
@@ -2216,6 +3003,110 @@
           <w:p>
             <w:pPr>
               <w:pStyle w:val="Prrafodelista"/>
+              <w:jc w:val="both"/>
+              <w:rPr>
+                <w:rFonts w:ascii="Calibri" w:hAnsi="Calibri" w:cs="Arial"/>
+                <w:i/>
+                <w:color w:val="0070C0"/>
+                <w:sz w:val="18"/>
+                <w:szCs w:val="20"/>
+                <w:lang w:eastAsia="es-CL"/>
+              </w:rPr>
+            </w:pPr>
+          </w:p>
+          <w:p>
+            <w:pPr>
+              <w:pStyle w:val="Prrafodelista"/>
+              <w:jc w:val="both"/>
+              <w:rPr>
+                <w:rFonts w:ascii="Calibri" w:hAnsi="Calibri" w:cs="Arial"/>
+                <w:i/>
+                <w:color w:val="0070C0"/>
+                <w:sz w:val="18"/>
+                <w:szCs w:val="20"/>
+                <w:lang w:eastAsia="es-CL"/>
+              </w:rPr>
+            </w:pPr>
+            <w:r>
+              <w:rPr>
+                <w:bCs/>
+                <w:sz w:val="18"/>
+                <w:szCs w:val="18"/>
+              </w:rPr>
+              <w:t xml:space="preserve">La ejecución de </w:t>
+            </w:r>
+            <w:proofErr w:type="spellStart"/>
+            <w:r>
+              <w:rPr>
+                <w:bCs/>
+                <w:sz w:val="18"/>
+                <w:szCs w:val="18"/>
+              </w:rPr>
+              <w:t>Dentalware</w:t>
+            </w:r>
+            <w:proofErr w:type="spellEnd"/>
+            <w:r>
+              <w:rPr>
+                <w:bCs/>
+                <w:sz w:val="18"/>
+                <w:szCs w:val="18"/>
+              </w:rPr>
+              <w:t xml:space="preserve"> ha marcado un punto de inflexión en mi carrera, reorientando mis intereses desde el desarrollo puramente técnico hacia la Gestión de Proyectos Informáticos. A través de la experiencia de liderar el ciclo de vida completo de este producto, he descubierto y validado habilidades sólidas en organización, planificación estratégica, mitigación de riesgos y manejo de expectativas de clientes (</w:t>
+            </w:r>
+            <w:proofErr w:type="spellStart"/>
+            <w:r>
+              <w:rPr>
+                <w:bCs/>
+                <w:sz w:val="18"/>
+                <w:szCs w:val="18"/>
+              </w:rPr>
+              <w:t>stakeholders</w:t>
+            </w:r>
+            <w:proofErr w:type="spellEnd"/>
+            <w:r>
+              <w:rPr>
+                <w:bCs/>
+                <w:sz w:val="18"/>
+                <w:szCs w:val="18"/>
+              </w:rPr>
+              <w:t xml:space="preserve">). Me motiva profundamente la capacidad de orquestar recursos y alinear las soluciones tecnológicas con los objetivos reales del negocio, encontrando en la gestión el equilibrio perfecto entre mi </w:t>
+            </w:r>
+            <w:proofErr w:type="spellStart"/>
+            <w:r>
+              <w:rPr>
+                <w:bCs/>
+                <w:sz w:val="18"/>
+                <w:szCs w:val="18"/>
+              </w:rPr>
+              <w:t>background</w:t>
+            </w:r>
+            <w:proofErr w:type="spellEnd"/>
+            <w:r>
+              <w:rPr>
+                <w:bCs/>
+                <w:sz w:val="18"/>
+                <w:szCs w:val="18"/>
+              </w:rPr>
+              <w:t xml:space="preserve"> técnico y mi visión operativa.</w:t>
+            </w:r>
+          </w:p>
+          <w:p>
+            <w:pPr>
+              <w:pStyle w:val="Prrafodelista"/>
+              <w:jc w:val="both"/>
+              <w:rPr>
+                <w:rFonts w:ascii="Calibri" w:hAnsi="Calibri" w:cs="Arial"/>
+                <w:i/>
+                <w:color w:val="0070C0"/>
+                <w:sz w:val="18"/>
+                <w:szCs w:val="20"/>
+                <w:lang w:eastAsia="es-CL"/>
+              </w:rPr>
+            </w:pPr>
+          </w:p>
+          <w:p>
+            <w:pPr>
+              <w:pStyle w:val="Prrafodelista"/>
               <w:numPr>
                 <w:ilvl w:val="0"/>
                 <w:numId w:val="1"/>
@@ -2293,7 +3184,120 @@
                 <w:szCs w:val="20"/>
                 <w:lang w:eastAsia="es-CL"/>
               </w:rPr>
-              <w:t xml:space="preserve">¿Cómo te proyectas laboralmente después de haber terminado tu Proyecto APT? </w:t>
+              <w:t>¿Cómo te proyectas laboralmente después de haber terminado tu Proyecto APT?</w:t>
+            </w:r>
+          </w:p>
+          <w:p>
+            <w:pPr>
+              <w:pStyle w:val="Prrafodelista"/>
+              <w:jc w:val="both"/>
+              <w:rPr>
+                <w:rFonts w:ascii="Calibri" w:hAnsi="Calibri" w:cs="Arial"/>
+                <w:i/>
+                <w:color w:val="0070C0"/>
+                <w:sz w:val="18"/>
+                <w:szCs w:val="20"/>
+                <w:lang w:eastAsia="es-CL"/>
+              </w:rPr>
+            </w:pPr>
+          </w:p>
+          <w:p>
+            <w:pPr>
+              <w:ind w:left="721"/>
+              <w:jc w:val="both"/>
+              <w:rPr>
+                <w:bCs/>
+                <w:sz w:val="18"/>
+                <w:szCs w:val="18"/>
+              </w:rPr>
+            </w:pPr>
+            <w:r>
+              <w:rPr>
+                <w:bCs/>
+                <w:sz w:val="18"/>
+                <w:szCs w:val="18"/>
+              </w:rPr>
+              <w:t xml:space="preserve">Deseo profundizar en metodologías ágiles avanzadas (Scrum </w:t>
+            </w:r>
+            <w:proofErr w:type="gramStart"/>
+            <w:r>
+              <w:rPr>
+                <w:bCs/>
+                <w:sz w:val="18"/>
+                <w:szCs w:val="18"/>
+              </w:rPr>
+              <w:t>Master</w:t>
+            </w:r>
+            <w:proofErr w:type="gramEnd"/>
+            <w:r>
+              <w:rPr>
+                <w:bCs/>
+                <w:sz w:val="18"/>
+                <w:szCs w:val="18"/>
+              </w:rPr>
+              <w:t xml:space="preserve">, Kanban) y en herramientas de gestión de portafolio, buscando certificarme profesionalmente (ej. PMP o PMI-ACP) para formalizar las competencias demostradas durante este </w:t>
+            </w:r>
+            <w:proofErr w:type="spellStart"/>
+            <w:r>
+              <w:rPr>
+                <w:bCs/>
+                <w:sz w:val="18"/>
+                <w:szCs w:val="18"/>
+              </w:rPr>
+              <w:t>Capstone</w:t>
+            </w:r>
+            <w:proofErr w:type="spellEnd"/>
+            <w:r>
+              <w:rPr>
+                <w:bCs/>
+                <w:sz w:val="18"/>
+                <w:szCs w:val="18"/>
+              </w:rPr>
+              <w:t>.</w:t>
+            </w:r>
+          </w:p>
+          <w:p>
+            <w:pPr>
+              <w:ind w:left="721"/>
+              <w:jc w:val="both"/>
+              <w:rPr>
+                <w:bCs/>
+                <w:sz w:val="18"/>
+                <w:szCs w:val="18"/>
+              </w:rPr>
+            </w:pPr>
+            <w:r>
+              <w:rPr>
+                <w:bCs/>
+                <w:sz w:val="18"/>
+                <w:szCs w:val="18"/>
+              </w:rPr>
+              <w:lastRenderedPageBreak/>
+              <w:t>Mi meta concreta a mediano plazo es asumir un rol de Liderazgo de Equipos dentro de mi actual lugar de trabajo, HP. Me proyecto capitalizando mi conocimiento interno de la compañía y sumando esta nueva capacidad de gestión integral para liderar células de desarrollo o proyectos de innovación. Aspiro a ser un referente que facilite la entrega de valor, gestionando la complejidad técnica y humana para impulsar el éxito de los proyectos dentro de la organización.</w:t>
+            </w:r>
+          </w:p>
+          <w:p>
+            <w:pPr>
+              <w:jc w:val="both"/>
+              <w:rPr>
+                <w:rFonts w:ascii="Calibri" w:hAnsi="Calibri" w:cs="Arial"/>
+                <w:i/>
+                <w:color w:val="0070C0"/>
+                <w:sz w:val="18"/>
+                <w:szCs w:val="20"/>
+                <w:lang w:eastAsia="es-CL"/>
+              </w:rPr>
+            </w:pPr>
+            <w:r>
+              <w:rPr>
+                <w:rFonts w:ascii="Calibri" w:hAnsi="Calibri" w:cs="Arial"/>
+                <w:i/>
+                <w:color w:val="0070C0"/>
+                <w:sz w:val="18"/>
+                <w:szCs w:val="20"/>
+                <w:lang w:eastAsia="es-CL"/>
+              </w:rPr>
+              <w:t xml:space="preserve"> </w:t>
             </w:r>
           </w:p>
         </w:tc>
@@ -2345,7 +3349,7 @@
 </file>
 
 <file path=word/endnotes.xml><?xml version="1.0" encoding="utf-8"?>
-<w:endnotes xmlns:wpc="http://schemas.microsoft.com/office/word/2010/wordprocessingCanvas" xmlns:cx="http://schemas.microsoft.com/office/drawing/2014/chartex" xmlns:mc="http://schemas.openxmlformats.org/markup-compatibility/2006" xmlns:o="urn:schemas-microsoft-com:office:office" xmlns:r="http://schemas.openxmlformats.org/officeDocument/2006/relationships" xmlns:m="http://schemas.openxmlformats.org/officeDocument/2006/math" xmlns:v="urn:schemas-microsoft-com:vml" xmlns:wp14="http://schemas.microsoft.com/office/word/2010/wordprocessingDrawing" xmlns:wp="http://schemas.openxmlformats.org/drawingml/2006/wordprocessingDrawing" xmlns:w10="urn:schemas-microsoft-com:office:word" xmlns:w="http://schemas.openxmlformats.org/wordprocessingml/2006/main" xmlns:w14="http://schemas.microsoft.com/office/word/2010/wordml" xmlns:w15="http://schemas.microsoft.com/office/word/2012/wordml" xmlns:w16se="http://schemas.microsoft.com/office/word/2015/wordml/symex" xmlns:wpg="http://schemas.microsoft.com/office/word/2010/wordprocessingGroup" xmlns:wpi="http://schemas.microsoft.com/office/word/2010/wordprocessingInk" xmlns:wne="http://schemas.microsoft.com/office/word/2006/wordml" xmlns:wps="http://schemas.microsoft.com/office/word/2010/wordprocessingShape" mc:Ignorable="w14 w15 w16se wp14">
+<w:endnotes xmlns:wpc="http://schemas.microsoft.com/office/word/2010/wordprocessingCanvas" xmlns:cx="http://schemas.microsoft.com/office/drawing/2014/chartex" xmlns:cx1="http://schemas.microsoft.com/office/drawing/2015/9/8/chartex" xmlns:cx2="http://schemas.microsoft.com/office/drawing/2015/10/21/chartex" xmlns:cx3="http://schemas.microsoft.com/office/drawing/2016/5/9/chartex" xmlns:cx4="http://schemas.microsoft.com/office/drawing/2016/5/10/chartex" xmlns:cx5="http://schemas.microsoft.com/office/drawing/2016/5/11/chartex" xmlns:cx6="http://schemas.microsoft.com/office/drawing/2016/5/12/chartex" xmlns:cx7="http://schemas.microsoft.com/office/drawing/2016/5/13/chartex" xmlns:cx8="http://schemas.microsoft.com/office/drawing/2016/5/14/chartex" xmlns:mc="http://schemas.openxmlformats.org/markup-compatibility/2006" xmlns:aink="http://schemas.microsoft.com/office/drawing/2016/ink" xmlns:am3d="http://schemas.microsoft.com/office/drawing/2017/model3d" xmlns:o="urn:schemas-microsoft-com:office:office" xmlns:oel="http://schemas.microsoft.com/office/2019/extlst" xmlns:r="http://schemas.openxmlformats.org/officeDocument/2006/relationships" xmlns:m="http://schemas.openxmlformats.org/officeDocument/2006/math" xmlns:v="urn:schemas-microsoft-com:vml" xmlns:wp14="http://schemas.microsoft.com/office/word/2010/wordprocessingDrawing" xmlns:wp="http://schemas.openxmlformats.org/drawingml/2006/wordprocessingDrawing" xmlns:w10="urn:schemas-microsoft-com:office:word" xmlns:w="http://schemas.openxmlformats.org/wordprocessingml/2006/main" xmlns:w14="http://schemas.microsoft.com/office/word/2010/wordml" xmlns:w15="http://schemas.microsoft.com/office/word/2012/wordml" xmlns:w16cex="http://schemas.microsoft.com/office/word/2018/wordml/cex" xmlns:w16cid="http://schemas.microsoft.com/office/word/2016/wordml/cid" xmlns:w16="http://schemas.microsoft.com/office/word/2018/wordml" xmlns:w16du="http://schemas.microsoft.com/office/word/2023/wordml/word16du" xmlns:w16sdtdh="http://schemas.microsoft.com/office/word/2020/wordml/sdtdatahash" xmlns:w16sdtfl="http://schemas.microsoft.com/office/word/2024/wordml/sdtformatlock" xmlns:w16se="http://schemas.microsoft.com/office/word/2015/wordml/symex" xmlns:wpg="http://schemas.microsoft.com/office/word/2010/wordprocessingGroup" xmlns:wpi="http://schemas.microsoft.com/office/word/2010/wordprocessingInk" xmlns:wne="http://schemas.microsoft.com/office/word/2006/wordml" xmlns:wps="http://schemas.microsoft.com/office/word/2010/wordprocessingShape" mc:Ignorable="w14 w15 w16se w16cid w16 w16cex w16sdtdh w16sdtfl w16du wp14">
   <w:endnote w:type="separator" w:id="-1">
     <w:p>
       <w:pPr>
@@ -2370,7 +3374,7 @@
 </file>
 
 <file path=word/footnotes.xml><?xml version="1.0" encoding="utf-8"?>
-<w:footnotes xmlns:wpc="http://schemas.microsoft.com/office/word/2010/wordprocessingCanvas" xmlns:cx="http://schemas.microsoft.com/office/drawing/2014/chartex" xmlns:mc="http://schemas.openxmlformats.org/markup-compatibility/2006" xmlns:o="urn:schemas-microsoft-com:office:office" xmlns:r="http://schemas.openxmlformats.org/officeDocument/2006/relationships" xmlns:m="http://schemas.openxmlformats.org/officeDocument/2006/math" xmlns:v="urn:schemas-microsoft-com:vml" xmlns:wp14="http://schemas.microsoft.com/office/word/2010/wordprocessingDrawing" xmlns:wp="http://schemas.openxmlformats.org/drawingml/2006/wordprocessingDrawing" xmlns:w10="urn:schemas-microsoft-com:office:word" xmlns:w="http://schemas.openxmlformats.org/wordprocessingml/2006/main" xmlns:w14="http://schemas.microsoft.com/office/word/2010/wordml" xmlns:w15="http://schemas.microsoft.com/office/word/2012/wordml" xmlns:w16se="http://schemas.microsoft.com/office/word/2015/wordml/symex" xmlns:wpg="http://schemas.microsoft.com/office/word/2010/wordprocessingGroup" xmlns:wpi="http://schemas.microsoft.com/office/word/2010/wordprocessingInk" xmlns:wne="http://schemas.microsoft.com/office/word/2006/wordml" xmlns:wps="http://schemas.microsoft.com/office/word/2010/wordprocessingShape" mc:Ignorable="w14 w15 w16se wp14">
+<w:footnotes xmlns:wpc="http://schemas.microsoft.com/office/word/2010/wordprocessingCanvas" xmlns:cx="http://schemas.microsoft.com/office/drawing/2014/chartex" xmlns:cx1="http://schemas.microsoft.com/office/drawing/2015/9/8/chartex" xmlns:cx2="http://schemas.microsoft.com/office/drawing/2015/10/21/chartex" xmlns:cx3="http://schemas.microsoft.com/office/drawing/2016/5/9/chartex" xmlns:cx4="http://schemas.microsoft.com/office/drawing/2016/5/10/chartex" xmlns:cx5="http://schemas.microsoft.com/office/drawing/2016/5/11/chartex" xmlns:cx6="http://schemas.microsoft.com/office/drawing/2016/5/12/chartex" xmlns:cx7="http://schemas.microsoft.com/office/drawing/2016/5/13/chartex" xmlns:cx8="http://schemas.microsoft.com/office/drawing/2016/5/14/chartex" xmlns:mc="http://schemas.openxmlformats.org/markup-compatibility/2006" xmlns:aink="http://schemas.microsoft.com/office/drawing/2016/ink" xmlns:am3d="http://schemas.microsoft.com/office/drawing/2017/model3d" xmlns:o="urn:schemas-microsoft-com:office:office" xmlns:oel="http://schemas.microsoft.com/office/2019/extlst" xmlns:r="http://schemas.openxmlformats.org/officeDocument/2006/relationships" xmlns:m="http://schemas.openxmlformats.org/officeDocument/2006/math" xmlns:v="urn:schemas-microsoft-com:vml" xmlns:wp14="http://schemas.microsoft.com/office/word/2010/wordprocessingDrawing" xmlns:wp="http://schemas.openxmlformats.org/drawingml/2006/wordprocessingDrawing" xmlns:w10="urn:schemas-microsoft-com:office:word" xmlns:w="http://schemas.openxmlformats.org/wordprocessingml/2006/main" xmlns:w14="http://schemas.microsoft.com/office/word/2010/wordml" xmlns:w15="http://schemas.microsoft.com/office/word/2012/wordml" xmlns:w16cex="http://schemas.microsoft.com/office/word/2018/wordml/cex" xmlns:w16cid="http://schemas.microsoft.com/office/word/2016/wordml/cid" xmlns:w16="http://schemas.microsoft.com/office/word/2018/wordml" xmlns:w16du="http://schemas.microsoft.com/office/word/2023/wordml/word16du" xmlns:w16sdtdh="http://schemas.microsoft.com/office/word/2020/wordml/sdtdatahash" xmlns:w16sdtfl="http://schemas.microsoft.com/office/word/2024/wordml/sdtformatlock" xmlns:w16se="http://schemas.microsoft.com/office/word/2015/wordml/symex" xmlns:wpg="http://schemas.microsoft.com/office/word/2010/wordprocessingGroup" xmlns:wpi="http://schemas.microsoft.com/office/word/2010/wordprocessingInk" xmlns:wne="http://schemas.microsoft.com/office/word/2006/wordml" xmlns:wps="http://schemas.microsoft.com/office/word/2010/wordprocessingShape" mc:Ignorable="w14 w15 w16se w16cid w16 w16cex w16sdtdh w16sdtfl w16du wp14">
   <w:footnote w:type="separator" w:id="-1">
     <w:p>
       <w:pPr>
@@ -2395,7 +3399,7 @@
 </file>
 
 <file path=word/header1.xml><?xml version="1.0" encoding="utf-8"?>
-<w:hdr xmlns:wpc="http://schemas.microsoft.com/office/word/2010/wordprocessingCanvas" xmlns:cx="http://schemas.microsoft.com/office/drawing/2014/chartex" xmlns:mc="http://schemas.openxmlformats.org/markup-compatibility/2006" xmlns:o="urn:schemas-microsoft-com:office:office" xmlns:r="http://schemas.openxmlformats.org/officeDocument/2006/relationships" xmlns:m="http://schemas.openxmlformats.org/officeDocument/2006/math" xmlns:v="urn:schemas-microsoft-com:vml" xmlns:wp14="http://schemas.microsoft.com/office/word/2010/wordprocessingDrawing" xmlns:wp="http://schemas.openxmlformats.org/drawingml/2006/wordprocessingDrawing" xmlns:w10="urn:schemas-microsoft-com:office:word" xmlns:w="http://schemas.openxmlformats.org/wordprocessingml/2006/main" xmlns:w14="http://schemas.microsoft.com/office/word/2010/wordml" xmlns:w15="http://schemas.microsoft.com/office/word/2012/wordml" xmlns:w16se="http://schemas.microsoft.com/office/word/2015/wordml/symex" xmlns:wpg="http://schemas.microsoft.com/office/word/2010/wordprocessingGroup" xmlns:wpi="http://schemas.microsoft.com/office/word/2010/wordprocessingInk" xmlns:wne="http://schemas.microsoft.com/office/word/2006/wordml" xmlns:wps="http://schemas.microsoft.com/office/word/2010/wordprocessingShape" mc:Ignorable="w14 w15 w16se wp14">
+<w:hdr xmlns:wpc="http://schemas.microsoft.com/office/word/2010/wordprocessingCanvas" xmlns:cx="http://schemas.microsoft.com/office/drawing/2014/chartex" xmlns:cx1="http://schemas.microsoft.com/office/drawing/2015/9/8/chartex" xmlns:cx2="http://schemas.microsoft.com/office/drawing/2015/10/21/chartex" xmlns:cx3="http://schemas.microsoft.com/office/drawing/2016/5/9/chartex" xmlns:cx4="http://schemas.microsoft.com/office/drawing/2016/5/10/chartex" xmlns:cx5="http://schemas.microsoft.com/office/drawing/2016/5/11/chartex" xmlns:cx6="http://schemas.microsoft.com/office/drawing/2016/5/12/chartex" xmlns:cx7="http://schemas.microsoft.com/office/drawing/2016/5/13/chartex" xmlns:cx8="http://schemas.microsoft.com/office/drawing/2016/5/14/chartex" xmlns:mc="http://schemas.openxmlformats.org/markup-compatibility/2006" xmlns:aink="http://schemas.microsoft.com/office/drawing/2016/ink" xmlns:am3d="http://schemas.microsoft.com/office/drawing/2017/model3d" xmlns:o="urn:schemas-microsoft-com:office:office" xmlns:oel="http://schemas.microsoft.com/office/2019/extlst" xmlns:r="http://schemas.openxmlformats.org/officeDocument/2006/relationships" xmlns:m="http://schemas.openxmlformats.org/officeDocument/2006/math" xmlns:v="urn:schemas-microsoft-com:vml" xmlns:wp14="http://schemas.microsoft.com/office/word/2010/wordprocessingDrawing" xmlns:wp="http://schemas.openxmlformats.org/drawingml/2006/wordprocessingDrawing" xmlns:w10="urn:schemas-microsoft-com:office:word" xmlns:w="http://schemas.openxmlformats.org/wordprocessingml/2006/main" xmlns:w14="http://schemas.microsoft.com/office/word/2010/wordml" xmlns:w15="http://schemas.microsoft.com/office/word/2012/wordml" xmlns:w16cex="http://schemas.microsoft.com/office/word/2018/wordml/cex" xmlns:w16cid="http://schemas.microsoft.com/office/word/2016/wordml/cid" xmlns:w16="http://schemas.microsoft.com/office/word/2018/wordml" xmlns:w16du="http://schemas.microsoft.com/office/word/2023/wordml/word16du" xmlns:w16sdtdh="http://schemas.microsoft.com/office/word/2020/wordml/sdtdatahash" xmlns:w16sdtfl="http://schemas.microsoft.com/office/word/2024/wordml/sdtformatlock" xmlns:w16se="http://schemas.microsoft.com/office/word/2015/wordml/symex" xmlns:wpg="http://schemas.microsoft.com/office/word/2010/wordprocessingGroup" xmlns:wpi="http://schemas.microsoft.com/office/word/2010/wordprocessingInk" xmlns:wne="http://schemas.microsoft.com/office/word/2006/wordml" xmlns:wps="http://schemas.microsoft.com/office/word/2010/wordprocessingShape" mc:Ignorable="w14 w15 w16se w16cid w16 w16cex w16sdtdh w16sdtfl w16du wp14">
   <w:tbl>
     <w:tblPr>
       <w:tblStyle w:val="Tablaconcuadrcula1"/>
@@ -2620,8 +3624,157 @@
 </file>
 
 <file path=word/numbering.xml><?xml version="1.0" encoding="utf-8"?>
-<w:numbering xmlns:wpc="http://schemas.microsoft.com/office/word/2010/wordprocessingCanvas" xmlns:cx="http://schemas.microsoft.com/office/drawing/2014/chartex" xmlns:mc="http://schemas.openxmlformats.org/markup-compatibility/2006" xmlns:o="urn:schemas-microsoft-com:office:office" xmlns:r="http://schemas.openxmlformats.org/officeDocument/2006/relationships" xmlns:m="http://schemas.openxmlformats.org/officeDocument/2006/math" xmlns:v="urn:schemas-microsoft-com:vml" xmlns:wp14="http://schemas.microsoft.com/office/word/2010/wordprocessingDrawing" xmlns:wp="http://schemas.openxmlformats.org/drawingml/2006/wordprocessingDrawing" xmlns:w10="urn:schemas-microsoft-com:office:word" xmlns:w="http://schemas.openxmlformats.org/wordprocessingml/2006/main" xmlns:w14="http://schemas.microsoft.com/office/word/2010/wordml" xmlns:w15="http://schemas.microsoft.com/office/word/2012/wordml" xmlns:w16se="http://schemas.microsoft.com/office/word/2015/wordml/symex" xmlns:wpg="http://schemas.microsoft.com/office/word/2010/wordprocessingGroup" xmlns:wpi="http://schemas.microsoft.com/office/word/2010/wordprocessingInk" xmlns:wne="http://schemas.microsoft.com/office/word/2006/wordml" xmlns:wps="http://schemas.microsoft.com/office/word/2010/wordprocessingShape" mc:Ignorable="w14 w15 w16se wp14">
+<w:numbering xmlns:wpc="http://schemas.microsoft.com/office/word/2010/wordprocessingCanvas" xmlns:cx="http://schemas.microsoft.com/office/drawing/2014/chartex" xmlns:cx1="http://schemas.microsoft.com/office/drawing/2015/9/8/chartex" xmlns:cx2="http://schemas.microsoft.com/office/drawing/2015/10/21/chartex" xmlns:cx3="http://schemas.microsoft.com/office/drawing/2016/5/9/chartex" xmlns:cx4="http://schemas.microsoft.com/office/drawing/2016/5/10/chartex" xmlns:cx5="http://schemas.microsoft.com/office/drawing/2016/5/11/chartex" xmlns:cx6="http://schemas.microsoft.com/office/drawing/2016/5/12/chartex" xmlns:cx7="http://schemas.microsoft.com/office/drawing/2016/5/13/chartex" xmlns:cx8="http://schemas.microsoft.com/office/drawing/2016/5/14/chartex" xmlns:mc="http://schemas.openxmlformats.org/markup-compatibility/2006" xmlns:aink="http://schemas.microsoft.com/office/drawing/2016/ink" xmlns:am3d="http://schemas.microsoft.com/office/drawing/2017/model3d" xmlns:o="urn:schemas-microsoft-com:office:office" xmlns:oel="http://schemas.microsoft.com/office/2019/extlst" xmlns:r="http://schemas.openxmlformats.org/officeDocument/2006/relationships" xmlns:m="http://schemas.openxmlformats.org/officeDocument/2006/math" xmlns:v="urn:schemas-microsoft-com:vml" xmlns:wp14="http://schemas.microsoft.com/office/word/2010/wordprocessingDrawing" xmlns:wp="http://schemas.openxmlformats.org/drawingml/2006/wordprocessingDrawing" xmlns:w10="urn:schemas-microsoft-com:office:word" xmlns:w="http://schemas.openxmlformats.org/wordprocessingml/2006/main" xmlns:w14="http://schemas.microsoft.com/office/word/2010/wordml" xmlns:w15="http://schemas.microsoft.com/office/word/2012/wordml" xmlns:w16cex="http://schemas.microsoft.com/office/word/2018/wordml/cex" xmlns:w16cid="http://schemas.microsoft.com/office/word/2016/wordml/cid" xmlns:w16="http://schemas.microsoft.com/office/word/2018/wordml" xmlns:w16du="http://schemas.microsoft.com/office/word/2023/wordml/word16du" xmlns:w16sdtdh="http://schemas.microsoft.com/office/word/2020/wordml/sdtdatahash" xmlns:w16sdtfl="http://schemas.microsoft.com/office/word/2024/wordml/sdtformatlock" xmlns:w16se="http://schemas.microsoft.com/office/word/2015/wordml/symex" xmlns:wpg="http://schemas.microsoft.com/office/word/2010/wordprocessingGroup" xmlns:wpi="http://schemas.microsoft.com/office/word/2010/wordprocessingInk" xmlns:wne="http://schemas.microsoft.com/office/word/2006/wordml" xmlns:wps="http://schemas.microsoft.com/office/word/2010/wordprocessingShape" mc:Ignorable="w14 w15 w16se w16cid w16 w16cex w16sdtdh w16sdtfl w16du wp14">
   <w:abstractNum w:abstractNumId="0" w15:restartNumberingAfterBreak="0">
+    <w:nsid w:val="06A631D5"/>
+    <w:multiLevelType w:val="multilevel"/>
+    <w:tmpl w:val="FEE091A8"/>
+    <w:lvl w:ilvl="0">
+      <w:start w:val="1"/>
+      <w:numFmt w:val="bullet"/>
+      <w:lvlText w:val=""/>
+      <w:lvlJc w:val="left"/>
+      <w:pPr>
+        <w:tabs>
+          <w:tab w:val="num" w:pos="720"/>
+        </w:tabs>
+        <w:ind w:left="720" w:hanging="360"/>
+      </w:pPr>
+      <w:rPr>
+        <w:rFonts w:ascii="Symbol" w:hAnsi="Symbol" w:hint="default"/>
+        <w:sz w:val="20"/>
+      </w:rPr>
+    </w:lvl>
+    <w:lvl w:ilvl="1" w:tentative="1">
+      <w:start w:val="1"/>
+      <w:numFmt w:val="bullet"/>
+      <w:lvlText w:val="o"/>
+      <w:lvlJc w:val="left"/>
+      <w:pPr>
+        <w:tabs>
+          <w:tab w:val="num" w:pos="1440"/>
+        </w:tabs>
+        <w:ind w:left="1440" w:hanging="360"/>
+      </w:pPr>
+      <w:rPr>
+        <w:rFonts w:ascii="Courier New" w:hAnsi="Courier New" w:hint="default"/>
+        <w:sz w:val="20"/>
+      </w:rPr>
+    </w:lvl>
+    <w:lvl w:ilvl="2" w:tentative="1">
+      <w:start w:val="1"/>
+      <w:numFmt w:val="bullet"/>
+      <w:lvlText w:val=""/>
+      <w:lvlJc w:val="left"/>
+      <w:pPr>
+        <w:tabs>
+          <w:tab w:val="num" w:pos="2160"/>
+        </w:tabs>
+        <w:ind w:left="2160" w:hanging="360"/>
+      </w:pPr>
+      <w:rPr>
+        <w:rFonts w:ascii="Wingdings" w:hAnsi="Wingdings" w:hint="default"/>
+        <w:sz w:val="20"/>
+      </w:rPr>
+    </w:lvl>
+    <w:lvl w:ilvl="3" w:tentative="1">
+      <w:start w:val="1"/>
+      <w:numFmt w:val="bullet"/>
+      <w:lvlText w:val=""/>
+      <w:lvlJc w:val="left"/>
+      <w:pPr>
+        <w:tabs>
+          <w:tab w:val="num" w:pos="2880"/>
+        </w:tabs>
+        <w:ind w:left="2880" w:hanging="360"/>
+      </w:pPr>
+      <w:rPr>
+        <w:rFonts w:ascii="Wingdings" w:hAnsi="Wingdings" w:hint="default"/>
+        <w:sz w:val="20"/>
+      </w:rPr>
+    </w:lvl>
+    <w:lvl w:ilvl="4" w:tentative="1">
+      <w:start w:val="1"/>
+      <w:numFmt w:val="bullet"/>
+      <w:lvlText w:val=""/>
+      <w:lvlJc w:val="left"/>
+      <w:pPr>
+        <w:tabs>
+          <w:tab w:val="num" w:pos="3600"/>
+        </w:tabs>
+        <w:ind w:left="3600" w:hanging="360"/>
+      </w:pPr>
+      <w:rPr>
+        <w:rFonts w:ascii="Wingdings" w:hAnsi="Wingdings" w:hint="default"/>
+        <w:sz w:val="20"/>
+      </w:rPr>
+    </w:lvl>
+    <w:lvl w:ilvl="5" w:tentative="1">
+      <w:start w:val="1"/>
+      <w:numFmt w:val="bullet"/>
+      <w:lvlText w:val=""/>
+      <w:lvlJc w:val="left"/>
+      <w:pPr>
+        <w:tabs>
+          <w:tab w:val="num" w:pos="4320"/>
+        </w:tabs>
+        <w:ind w:left="4320" w:hanging="360"/>
+      </w:pPr>
+      <w:rPr>
+        <w:rFonts w:ascii="Wingdings" w:hAnsi="Wingdings" w:hint="default"/>
+        <w:sz w:val="20"/>
+      </w:rPr>
+    </w:lvl>
+    <w:lvl w:ilvl="6" w:tentative="1">
+      <w:start w:val="1"/>
+      <w:numFmt w:val="bullet"/>
+      <w:lvlText w:val=""/>
+      <w:lvlJc w:val="left"/>
+      <w:pPr>
+        <w:tabs>
+          <w:tab w:val="num" w:pos="5040"/>
+        </w:tabs>
+        <w:ind w:left="5040" w:hanging="360"/>
+      </w:pPr>
+      <w:rPr>
+        <w:rFonts w:ascii="Wingdings" w:hAnsi="Wingdings" w:hint="default"/>
+        <w:sz w:val="20"/>
+      </w:rPr>
+    </w:lvl>
+    <w:lvl w:ilvl="7" w:tentative="1">
+      <w:start w:val="1"/>
+      <w:numFmt w:val="bullet"/>
+      <w:lvlText w:val=""/>
+      <w:lvlJc w:val="left"/>
+      <w:pPr>
+        <w:tabs>
+          <w:tab w:val="num" w:pos="5760"/>
+        </w:tabs>
+        <w:ind w:left="5760" w:hanging="360"/>
+      </w:pPr>
+      <w:rPr>
+        <w:rFonts w:ascii="Wingdings" w:hAnsi="Wingdings" w:hint="default"/>
+        <w:sz w:val="20"/>
+      </w:rPr>
+    </w:lvl>
+    <w:lvl w:ilvl="8" w:tentative="1">
+      <w:start w:val="1"/>
+      <w:numFmt w:val="bullet"/>
+      <w:lvlText w:val=""/>
+      <w:lvlJc w:val="left"/>
+      <w:pPr>
+        <w:tabs>
+          <w:tab w:val="num" w:pos="6480"/>
+        </w:tabs>
+        <w:ind w:left="6480" w:hanging="360"/>
+      </w:pPr>
+      <w:rPr>
+        <w:rFonts w:ascii="Wingdings" w:hAnsi="Wingdings" w:hint="default"/>
+        <w:sz w:val="20"/>
+      </w:rPr>
+    </w:lvl>
+  </w:abstractNum>
+  <w:abstractNum w:abstractNumId="1" w15:restartNumberingAfterBreak="0">
     <w:nsid w:val="114E14AF"/>
     <w:multiLevelType w:val="hybridMultilevel"/>
     <w:tmpl w:val="1E3E9D2A"/>
@@ -2734,7 +3887,7 @@
       </w:rPr>
     </w:lvl>
   </w:abstractNum>
-  <w:abstractNum w:abstractNumId="1" w15:restartNumberingAfterBreak="0">
+  <w:abstractNum w:abstractNumId="2" w15:restartNumberingAfterBreak="0">
     <w:nsid w:val="28446858"/>
     <w:multiLevelType w:val="multilevel"/>
     <w:tmpl w:val="9156115C"/>
@@ -2883,7 +4036,7 @@
       </w:rPr>
     </w:lvl>
   </w:abstractNum>
-  <w:abstractNum w:abstractNumId="2" w15:restartNumberingAfterBreak="0">
+  <w:abstractNum w:abstractNumId="3" w15:restartNumberingAfterBreak="0">
     <w:nsid w:val="2FFD4C7F"/>
     <w:multiLevelType w:val="multilevel"/>
     <w:tmpl w:val="CAF0F936"/>
@@ -3004,7 +4157,120 @@
       </w:rPr>
     </w:lvl>
   </w:abstractNum>
-  <w:abstractNum w:abstractNumId="3" w15:restartNumberingAfterBreak="0">
+  <w:abstractNum w:abstractNumId="4" w15:restartNumberingAfterBreak="0">
+    <w:nsid w:val="451D352E"/>
+    <w:multiLevelType w:val="multilevel"/>
+    <w:tmpl w:val="D7B6FA58"/>
+    <w:lvl w:ilvl="0">
+      <w:start w:val="1"/>
+      <w:numFmt w:val="decimal"/>
+      <w:lvlText w:val="%1."/>
+      <w:lvlJc w:val="left"/>
+      <w:pPr>
+        <w:tabs>
+          <w:tab w:val="num" w:pos="720"/>
+        </w:tabs>
+        <w:ind w:left="720" w:hanging="360"/>
+      </w:pPr>
+    </w:lvl>
+    <w:lvl w:ilvl="1" w:tentative="1">
+      <w:start w:val="1"/>
+      <w:numFmt w:val="decimal"/>
+      <w:lvlText w:val="%2."/>
+      <w:lvlJc w:val="left"/>
+      <w:pPr>
+        <w:tabs>
+          <w:tab w:val="num" w:pos="1440"/>
+        </w:tabs>
+        <w:ind w:left="1440" w:hanging="360"/>
+      </w:pPr>
+    </w:lvl>
+    <w:lvl w:ilvl="2" w:tentative="1">
+      <w:start w:val="1"/>
+      <w:numFmt w:val="decimal"/>
+      <w:lvlText w:val="%3."/>
+      <w:lvlJc w:val="left"/>
+      <w:pPr>
+        <w:tabs>
+          <w:tab w:val="num" w:pos="2160"/>
+        </w:tabs>
+        <w:ind w:left="2160" w:hanging="360"/>
+      </w:pPr>
+    </w:lvl>
+    <w:lvl w:ilvl="3" w:tentative="1">
+      <w:start w:val="1"/>
+      <w:numFmt w:val="decimal"/>
+      <w:lvlText w:val="%4."/>
+      <w:lvlJc w:val="left"/>
+      <w:pPr>
+        <w:tabs>
+          <w:tab w:val="num" w:pos="2880"/>
+        </w:tabs>
+        <w:ind w:left="2880" w:hanging="360"/>
+      </w:pPr>
+    </w:lvl>
+    <w:lvl w:ilvl="4" w:tentative="1">
+      <w:start w:val="1"/>
+      <w:numFmt w:val="decimal"/>
+      <w:lvlText w:val="%5."/>
+      <w:lvlJc w:val="left"/>
+      <w:pPr>
+        <w:tabs>
+          <w:tab w:val="num" w:pos="3600"/>
+        </w:tabs>
+        <w:ind w:left="3600" w:hanging="360"/>
+      </w:pPr>
+    </w:lvl>
+    <w:lvl w:ilvl="5" w:tentative="1">
+      <w:start w:val="1"/>
+      <w:numFmt w:val="decimal"/>
+      <w:lvlText w:val="%6."/>
+      <w:lvlJc w:val="left"/>
+      <w:pPr>
+        <w:tabs>
+          <w:tab w:val="num" w:pos="4320"/>
+        </w:tabs>
+        <w:ind w:left="4320" w:hanging="360"/>
+      </w:pPr>
+    </w:lvl>
+    <w:lvl w:ilvl="6" w:tentative="1">
+      <w:start w:val="1"/>
+      <w:numFmt w:val="decimal"/>
+      <w:lvlText w:val="%7."/>
+      <w:lvlJc w:val="left"/>
+      <w:pPr>
+        <w:tabs>
+          <w:tab w:val="num" w:pos="5040"/>
+        </w:tabs>
+        <w:ind w:left="5040" w:hanging="360"/>
+      </w:pPr>
+    </w:lvl>
+    <w:lvl w:ilvl="7" w:tentative="1">
+      <w:start w:val="1"/>
+      <w:numFmt w:val="decimal"/>
+      <w:lvlText w:val="%8."/>
+      <w:lvlJc w:val="left"/>
+      <w:pPr>
+        <w:tabs>
+          <w:tab w:val="num" w:pos="5760"/>
+        </w:tabs>
+        <w:ind w:left="5760" w:hanging="360"/>
+      </w:pPr>
+    </w:lvl>
+    <w:lvl w:ilvl="8" w:tentative="1">
+      <w:start w:val="1"/>
+      <w:numFmt w:val="decimal"/>
+      <w:lvlText w:val="%9."/>
+      <w:lvlJc w:val="left"/>
+      <w:pPr>
+        <w:tabs>
+          <w:tab w:val="num" w:pos="6480"/>
+        </w:tabs>
+        <w:ind w:left="6480" w:hanging="360"/>
+      </w:pPr>
+    </w:lvl>
+  </w:abstractNum>
+  <w:abstractNum w:abstractNumId="5" w15:restartNumberingAfterBreak="0">
     <w:nsid w:val="51D05305"/>
     <w:multiLevelType w:val="hybridMultilevel"/>
     <w:tmpl w:val="630E86B8"/>
@@ -3117,7 +4383,209 @@
       </w:rPr>
     </w:lvl>
   </w:abstractNum>
-  <w:abstractNum w:abstractNumId="4" w15:restartNumberingAfterBreak="0">
+  <w:abstractNum w:abstractNumId="6" w15:restartNumberingAfterBreak="0">
+    <w:nsid w:val="56634908"/>
+    <w:multiLevelType w:val="hybridMultilevel"/>
+    <w:tmpl w:val="6FB4AA52"/>
+    <w:lvl w:ilvl="0" w:tplc="340A000F">
+      <w:start w:val="1"/>
+      <w:numFmt w:val="decimal"/>
+      <w:lvlText w:val="%1."/>
+      <w:lvlJc w:val="left"/>
+      <w:pPr>
+        <w:ind w:left="720" w:hanging="360"/>
+      </w:pPr>
+      <w:rPr>
+        <w:rFonts w:hint="default"/>
+      </w:rPr>
+    </w:lvl>
+    <w:lvl w:ilvl="1" w:tplc="340A0019" w:tentative="1">
+      <w:start w:val="1"/>
+      <w:numFmt w:val="lowerLetter"/>
+      <w:lvlText w:val="%2."/>
+      <w:lvlJc w:val="left"/>
+      <w:pPr>
+        <w:ind w:left="1440" w:hanging="360"/>
+      </w:pPr>
+    </w:lvl>
+    <w:lvl w:ilvl="2" w:tplc="340A001B" w:tentative="1">
+      <w:start w:val="1"/>
+      <w:numFmt w:val="lowerRoman"/>
+      <w:lvlText w:val="%3."/>
+      <w:lvlJc w:val="right"/>
+      <w:pPr>
+        <w:ind w:left="2160" w:hanging="180"/>
+      </w:pPr>
+    </w:lvl>
+    <w:lvl w:ilvl="3" w:tplc="340A000F" w:tentative="1">
+      <w:start w:val="1"/>
+      <w:numFmt w:val="decimal"/>
+      <w:lvlText w:val="%4."/>
+      <w:lvlJc w:val="left"/>
+      <w:pPr>
+        <w:ind w:left="2880" w:hanging="360"/>
+      </w:pPr>
+    </w:lvl>
+    <w:lvl w:ilvl="4" w:tplc="340A0019" w:tentative="1">
+      <w:start w:val="1"/>
+      <w:numFmt w:val="lowerLetter"/>
+      <w:lvlText w:val="%5."/>
+      <w:lvlJc w:val="left"/>
+      <w:pPr>
+        <w:ind w:left="3600" w:hanging="360"/>
+      </w:pPr>
+    </w:lvl>
+    <w:lvl w:ilvl="5" w:tplc="340A001B" w:tentative="1">
+      <w:start w:val="1"/>
+      <w:numFmt w:val="lowerRoman"/>
+      <w:lvlText w:val="%6."/>
+      <w:lvlJc w:val="right"/>
+      <w:pPr>
+        <w:ind w:left="4320" w:hanging="180"/>
+      </w:pPr>
+    </w:lvl>
+    <w:lvl w:ilvl="6" w:tplc="340A000F" w:tentative="1">
+      <w:start w:val="1"/>
+      <w:numFmt w:val="decimal"/>
+      <w:lvlText w:val="%7."/>
+      <w:lvlJc w:val="left"/>
+      <w:pPr>
+        <w:ind w:left="5040" w:hanging="360"/>
+      </w:pPr>
+    </w:lvl>
+    <w:lvl w:ilvl="7" w:tplc="340A0019" w:tentative="1">
+      <w:start w:val="1"/>
+      <w:numFmt w:val="lowerLetter"/>
+      <w:lvlText w:val="%8."/>
+      <w:lvlJc w:val="left"/>
+      <w:pPr>
+        <w:ind w:left="5760" w:hanging="360"/>
+      </w:pPr>
+    </w:lvl>
+    <w:lvl w:ilvl="8" w:tplc="340A001B" w:tentative="1">
+      <w:start w:val="1"/>
+      <w:numFmt w:val="lowerRoman"/>
+      <w:lvlText w:val="%9."/>
+      <w:lvlJc w:val="right"/>
+      <w:pPr>
+        <w:ind w:left="6480" w:hanging="180"/>
+      </w:pPr>
+    </w:lvl>
+  </w:abstractNum>
+  <w:abstractNum w:abstractNumId="7" w15:restartNumberingAfterBreak="0">
+    <w:nsid w:val="65E13F87"/>
+    <w:multiLevelType w:val="hybridMultilevel"/>
+    <w:tmpl w:val="A274B5CC"/>
+    <w:lvl w:ilvl="0" w:tplc="340A0001">
+      <w:start w:val="1"/>
+      <w:numFmt w:val="bullet"/>
+      <w:lvlText w:val=""/>
+      <w:lvlJc w:val="left"/>
+      <w:pPr>
+        <w:ind w:left="720" w:hanging="360"/>
+      </w:pPr>
+      <w:rPr>
+        <w:rFonts w:ascii="Symbol" w:hAnsi="Symbol" w:hint="default"/>
+      </w:rPr>
+    </w:lvl>
+    <w:lvl w:ilvl="1" w:tplc="340A0003" w:tentative="1">
+      <w:start w:val="1"/>
+      <w:numFmt w:val="bullet"/>
+      <w:lvlText w:val="o"/>
+      <w:lvlJc w:val="left"/>
+      <w:pPr>
+        <w:ind w:left="1440" w:hanging="360"/>
+      </w:pPr>
+      <w:rPr>
+        <w:rFonts w:ascii="Courier New" w:hAnsi="Courier New" w:cs="Courier New" w:hint="default"/>
+      </w:rPr>
+    </w:lvl>
+    <w:lvl w:ilvl="2" w:tplc="340A0005" w:tentative="1">
+      <w:start w:val="1"/>
+      <w:numFmt w:val="bullet"/>
+      <w:lvlText w:val=""/>
+      <w:lvlJc w:val="left"/>
+      <w:pPr>
+        <w:ind w:left="2160" w:hanging="360"/>
+      </w:pPr>
+      <w:rPr>
+        <w:rFonts w:ascii="Wingdings" w:hAnsi="Wingdings" w:hint="default"/>
+      </w:rPr>
+    </w:lvl>
+    <w:lvl w:ilvl="3" w:tplc="340A0001" w:tentative="1">
+      <w:start w:val="1"/>
+      <w:numFmt w:val="bullet"/>
+      <w:lvlText w:val=""/>
+      <w:lvlJc w:val="left"/>
+      <w:pPr>
+        <w:ind w:left="2880" w:hanging="360"/>
+      </w:pPr>
+      <w:rPr>
+        <w:rFonts w:ascii="Symbol" w:hAnsi="Symbol" w:hint="default"/>
+      </w:rPr>
+    </w:lvl>
+    <w:lvl w:ilvl="4" w:tplc="340A0003" w:tentative="1">
+      <w:start w:val="1"/>
+      <w:numFmt w:val="bullet"/>
+      <w:lvlText w:val="o"/>
+      <w:lvlJc w:val="left"/>
+      <w:pPr>
+        <w:ind w:left="3600" w:hanging="360"/>
+      </w:pPr>
+      <w:rPr>
+        <w:rFonts w:ascii="Courier New" w:hAnsi="Courier New" w:cs="Courier New" w:hint="default"/>
+      </w:rPr>
+    </w:lvl>
+    <w:lvl w:ilvl="5" w:tplc="340A0005" w:tentative="1">
+      <w:start w:val="1"/>
+      <w:numFmt w:val="bullet"/>
+      <w:lvlText w:val=""/>
+      <w:lvlJc w:val="left"/>
+      <w:pPr>
+        <w:ind w:left="4320" w:hanging="360"/>
+      </w:pPr>
+      <w:rPr>
+        <w:rFonts w:ascii="Wingdings" w:hAnsi="Wingdings" w:hint="default"/>
+      </w:rPr>
+    </w:lvl>
+    <w:lvl w:ilvl="6" w:tplc="340A0001" w:tentative="1">
+      <w:start w:val="1"/>
+      <w:numFmt w:val="bullet"/>
+      <w:lvlText w:val=""/>
+      <w:lvlJc w:val="left"/>
+      <w:pPr>
+        <w:ind w:left="5040" w:hanging="360"/>
+      </w:pPr>
+      <w:rPr>
+        <w:rFonts w:ascii="Symbol" w:hAnsi="Symbol" w:hint="default"/>
+      </w:rPr>
+    </w:lvl>
+    <w:lvl w:ilvl="7" w:tplc="340A0003" w:tentative="1">
+      <w:start w:val="1"/>
+      <w:numFmt w:val="bullet"/>
+      <w:lvlText w:val="o"/>
+      <w:lvlJc w:val="left"/>
+      <w:pPr>
+        <w:ind w:left="5760" w:hanging="360"/>
+      </w:pPr>
+      <w:rPr>
+        <w:rFonts w:ascii="Courier New" w:hAnsi="Courier New" w:cs="Courier New" w:hint="default"/>
+      </w:rPr>
+    </w:lvl>
+    <w:lvl w:ilvl="8" w:tplc="340A0005" w:tentative="1">
+      <w:start w:val="1"/>
+      <w:numFmt w:val="bullet"/>
+      <w:lvlText w:val=""/>
+      <w:lvlJc w:val="left"/>
+      <w:pPr>
+        <w:ind w:left="6480" w:hanging="360"/>
+      </w:pPr>
+      <w:rPr>
+        <w:rFonts w:ascii="Wingdings" w:hAnsi="Wingdings" w:hint="default"/>
+      </w:rPr>
+    </w:lvl>
+  </w:abstractNum>
+  <w:abstractNum w:abstractNumId="8" w15:restartNumberingAfterBreak="0">
     <w:nsid w:val="66494837"/>
     <w:multiLevelType w:val="hybridMultilevel"/>
     <w:tmpl w:val="68BA2608"/>
@@ -3230,7 +4698,120 @@
       </w:rPr>
     </w:lvl>
   </w:abstractNum>
-  <w:abstractNum w:abstractNumId="5" w15:restartNumberingAfterBreak="0">
+  <w:abstractNum w:abstractNumId="9" w15:restartNumberingAfterBreak="0">
+    <w:nsid w:val="702F12B0"/>
+    <w:multiLevelType w:val="hybridMultilevel"/>
+    <w:tmpl w:val="1AA217CA"/>
+    <w:lvl w:ilvl="0" w:tplc="340A0001">
+      <w:start w:val="1"/>
+      <w:numFmt w:val="bullet"/>
+      <w:lvlText w:val=""/>
+      <w:lvlJc w:val="left"/>
+      <w:pPr>
+        <w:ind w:left="720" w:hanging="360"/>
+      </w:pPr>
+      <w:rPr>
+        <w:rFonts w:ascii="Symbol" w:hAnsi="Symbol" w:hint="default"/>
+      </w:rPr>
+    </w:lvl>
+    <w:lvl w:ilvl="1" w:tplc="340A0003" w:tentative="1">
+      <w:start w:val="1"/>
+      <w:numFmt w:val="bullet"/>
+      <w:lvlText w:val="o"/>
+      <w:lvlJc w:val="left"/>
+      <w:pPr>
+        <w:ind w:left="1440" w:hanging="360"/>
+      </w:pPr>
+      <w:rPr>
+        <w:rFonts w:ascii="Courier New" w:hAnsi="Courier New" w:cs="Courier New" w:hint="default"/>
+      </w:rPr>
+    </w:lvl>
+    <w:lvl w:ilvl="2" w:tplc="340A0005" w:tentative="1">
+      <w:start w:val="1"/>
+      <w:numFmt w:val="bullet"/>
+      <w:lvlText w:val=""/>
+      <w:lvlJc w:val="left"/>
+      <w:pPr>
+        <w:ind w:left="2160" w:hanging="360"/>
+      </w:pPr>
+      <w:rPr>
+        <w:rFonts w:ascii="Wingdings" w:hAnsi="Wingdings" w:hint="default"/>
+      </w:rPr>
+    </w:lvl>
+    <w:lvl w:ilvl="3" w:tplc="340A0001" w:tentative="1">
+      <w:start w:val="1"/>
+      <w:numFmt w:val="bullet"/>
+      <w:lvlText w:val=""/>
+      <w:lvlJc w:val="left"/>
+      <w:pPr>
+        <w:ind w:left="2880" w:hanging="360"/>
+      </w:pPr>
+      <w:rPr>
+        <w:rFonts w:ascii="Symbol" w:hAnsi="Symbol" w:hint="default"/>
+      </w:rPr>
+    </w:lvl>
+    <w:lvl w:ilvl="4" w:tplc="340A0003" w:tentative="1">
+      <w:start w:val="1"/>
+      <w:numFmt w:val="bullet"/>
+      <w:lvlText w:val="o"/>
+      <w:lvlJc w:val="left"/>
+      <w:pPr>
+        <w:ind w:left="3600" w:hanging="360"/>
+      </w:pPr>
+      <w:rPr>
+        <w:rFonts w:ascii="Courier New" w:hAnsi="Courier New" w:cs="Courier New" w:hint="default"/>
+      </w:rPr>
+    </w:lvl>
+    <w:lvl w:ilvl="5" w:tplc="340A0005" w:tentative="1">
+      <w:start w:val="1"/>
+      <w:numFmt w:val="bullet"/>
+      <w:lvlText w:val=""/>
+      <w:lvlJc w:val="left"/>
+      <w:pPr>
+        <w:ind w:left="4320" w:hanging="360"/>
+      </w:pPr>
+      <w:rPr>
+        <w:rFonts w:ascii="Wingdings" w:hAnsi="Wingdings" w:hint="default"/>
+      </w:rPr>
+    </w:lvl>
+    <w:lvl w:ilvl="6" w:tplc="340A0001" w:tentative="1">
+      <w:start w:val="1"/>
+      <w:numFmt w:val="bullet"/>
+      <w:lvlText w:val=""/>
+      <w:lvlJc w:val="left"/>
+      <w:pPr>
+        <w:ind w:left="5040" w:hanging="360"/>
+      </w:pPr>
+      <w:rPr>
+        <w:rFonts w:ascii="Symbol" w:hAnsi="Symbol" w:hint="default"/>
+      </w:rPr>
+    </w:lvl>
+    <w:lvl w:ilvl="7" w:tplc="340A0003" w:tentative="1">
+      <w:start w:val="1"/>
+      <w:numFmt w:val="bullet"/>
+      <w:lvlText w:val="o"/>
+      <w:lvlJc w:val="left"/>
+      <w:pPr>
+        <w:ind w:left="5760" w:hanging="360"/>
+      </w:pPr>
+      <w:rPr>
+        <w:rFonts w:ascii="Courier New" w:hAnsi="Courier New" w:cs="Courier New" w:hint="default"/>
+      </w:rPr>
+    </w:lvl>
+    <w:lvl w:ilvl="8" w:tplc="340A0005" w:tentative="1">
+      <w:start w:val="1"/>
+      <w:numFmt w:val="bullet"/>
+      <w:lvlText w:val=""/>
+      <w:lvlJc w:val="left"/>
+      <w:pPr>
+        <w:ind w:left="6480" w:hanging="360"/>
+      </w:pPr>
+      <w:rPr>
+        <w:rFonts w:ascii="Wingdings" w:hAnsi="Wingdings" w:hint="default"/>
+      </w:rPr>
+    </w:lvl>
+  </w:abstractNum>
+  <w:abstractNum w:abstractNumId="10" w15:restartNumberingAfterBreak="0">
     <w:nsid w:val="731E1176"/>
     <w:multiLevelType w:val="hybridMultilevel"/>
     <w:tmpl w:val="AF82A29E"/>
@@ -3320,29 +4901,44 @@
       </w:pPr>
     </w:lvl>
   </w:abstractNum>
-  <w:num w:numId="1">
-    <w:abstractNumId w:val="0"/>
+  <w:num w:numId="1" w16cid:durableId="493761223">
+    <w:abstractNumId w:val="1"/>
   </w:num>
-  <w:num w:numId="2">
+  <w:num w:numId="2" w16cid:durableId="1055277707">
+    <w:abstractNumId w:val="3"/>
+  </w:num>
+  <w:num w:numId="3" w16cid:durableId="928931248">
+    <w:abstractNumId w:val="10"/>
+  </w:num>
+  <w:num w:numId="4" w16cid:durableId="147987468">
     <w:abstractNumId w:val="2"/>
   </w:num>
-  <w:num w:numId="3">
+  <w:num w:numId="5" w16cid:durableId="2017806356">
     <w:abstractNumId w:val="5"/>
   </w:num>
-  <w:num w:numId="4">
-    <w:abstractNumId w:val="1"/>
+  <w:num w:numId="6" w16cid:durableId="1819689323">
+    <w:abstractNumId w:val="8"/>
   </w:num>
-  <w:num w:numId="5">
-    <w:abstractNumId w:val="3"/>
+  <w:num w:numId="7" w16cid:durableId="583078074">
+    <w:abstractNumId w:val="9"/>
   </w:num>
-  <w:num w:numId="6">
+  <w:num w:numId="8" w16cid:durableId="874848078">
+    <w:abstractNumId w:val="6"/>
+  </w:num>
+  <w:num w:numId="9" w16cid:durableId="1084257366">
+    <w:abstractNumId w:val="7"/>
+  </w:num>
+  <w:num w:numId="10" w16cid:durableId="1646465461">
     <w:abstractNumId w:val="4"/>
+  </w:num>
+  <w:num w:numId="11" w16cid:durableId="586573585">
+    <w:abstractNumId w:val="0"/>
   </w:num>
 </w:numbering>
 </file>
 
 <file path=word/styles.xml><?xml version="1.0" encoding="utf-8"?>
-<w:styles xmlns:mc="http://schemas.openxmlformats.org/markup-compatibility/2006" xmlns:r="http://schemas.openxmlformats.org/officeDocument/2006/relationships" xmlns:w="http://schemas.openxmlformats.org/wordprocessingml/2006/main" xmlns:w14="http://schemas.microsoft.com/office/word/2010/wordml" xmlns:w15="http://schemas.microsoft.com/office/word/2012/wordml" xmlns:w16se="http://schemas.microsoft.com/office/word/2015/wordml/symex" mc:Ignorable="w14 w15 w16se">
+<w:styles xmlns:mc="http://schemas.openxmlformats.org/markup-compatibility/2006" xmlns:r="http://schemas.openxmlformats.org/officeDocument/2006/relationships" xmlns:w="http://schemas.openxmlformats.org/wordprocessingml/2006/main" xmlns:w14="http://schemas.microsoft.com/office/word/2010/wordml" xmlns:w15="http://schemas.microsoft.com/office/word/2012/wordml" xmlns:w16cex="http://schemas.microsoft.com/office/word/2018/wordml/cex" xmlns:w16cid="http://schemas.microsoft.com/office/word/2016/wordml/cid" xmlns:w16="http://schemas.microsoft.com/office/word/2018/wordml" xmlns:w16du="http://schemas.microsoft.com/office/word/2023/wordml/word16du" xmlns:w16sdtdh="http://schemas.microsoft.com/office/word/2020/wordml/sdtdatahash" xmlns:w16sdtfl="http://schemas.microsoft.com/office/word/2024/wordml/sdtformatlock" xmlns:w16se="http://schemas.microsoft.com/office/word/2015/wordml/symex" mc:Ignorable="w14 w15 w16se w16cid w16 w16cex w16sdtdh w16sdtfl w16du">
   <w:docDefaults>
     <w:rPrDefault>
       <w:rPr>
@@ -3354,7 +4950,7 @@
     </w:rPrDefault>
     <w:pPrDefault/>
   </w:docDefaults>
-  <w:latentStyles w:defLockedState="0" w:defUIPriority="99" w:defSemiHidden="0" w:defUnhideWhenUsed="0" w:defQFormat="0" w:count="371">
+  <w:latentStyles w:defLockedState="0" w:defUIPriority="99" w:defSemiHidden="0" w:defUnhideWhenUsed="0" w:defQFormat="0" w:count="376">
     <w:lsdException w:name="Normal" w:uiPriority="0" w:qFormat="1"/>
     <w:lsdException w:name="heading 1" w:uiPriority="9" w:qFormat="1"/>
     <w:lsdException w:name="heading 2" w:semiHidden="1" w:uiPriority="9" w:unhideWhenUsed="1" w:qFormat="1"/>
@@ -3726,11 +5322,16 @@
     <w:lsdException w:name="List Table 5 Dark Accent 6" w:uiPriority="50"/>
     <w:lsdException w:name="List Table 6 Colorful Accent 6" w:uiPriority="51"/>
     <w:lsdException w:name="List Table 7 Colorful Accent 6" w:uiPriority="52"/>
+    <w:lsdException w:name="Mention" w:semiHidden="1" w:unhideWhenUsed="1"/>
+    <w:lsdException w:name="Smart Hyperlink" w:semiHidden="1" w:unhideWhenUsed="1"/>
+    <w:lsdException w:name="Hashtag" w:semiHidden="1" w:unhideWhenUsed="1"/>
+    <w:lsdException w:name="Unresolved Mention" w:semiHidden="1" w:unhideWhenUsed="1"/>
+    <w:lsdException w:name="Smart Link" w:semiHidden="1" w:unhideWhenUsed="1"/>
   </w:latentStyles>
   <w:style w:type="paragraph" w:default="1" w:styleId="Normal">
     <w:name w:val="Normal"/>
     <w:qFormat/>
-    <w:rsid w:val="004B72CB"/>
+    <w:rsid w:val="00571A84"/>
     <w:pPr>
       <w:spacing w:after="160" w:line="259" w:lineRule="auto"/>
     </w:pPr>
@@ -3764,7 +5365,6 @@
   <w:style w:type="character" w:default="1" w:styleId="Fuentedeprrafopredeter">
     <w:name w:val="Default Paragraph Font"/>
     <w:uiPriority w:val="1"/>
-    <w:semiHidden/>
     <w:unhideWhenUsed/>
   </w:style>
   <w:style w:type="table" w:default="1" w:styleId="Tablanormal">
@@ -4506,15 +6106,8 @@
 <file path=customXml/itemProps2.xml><?xml version="1.0" encoding="utf-8"?>
 <ds:datastoreItem xmlns:ds="http://schemas.openxmlformats.org/officeDocument/2006/customXml" ds:itemID="{372B79FC-6971-4544-98C5-83069028712A}">
   <ds:schemaRefs>
-    <ds:schemaRef ds:uri="http://purl.org/dc/dcmitype/"/>
-    <ds:schemaRef ds:uri="http://purl.org/dc/elements/1.1/"/>
-    <ds:schemaRef ds:uri="http://www.w3.org/XML/1998/namespace"/>
-    <ds:schemaRef ds:uri="126e8a1c-9ea9-435a-ac89-d06c80d62e30"/>
-    <ds:schemaRef ds:uri="http://schemas.microsoft.com/office/2006/documentManagement/types"/>
-    <ds:schemaRef ds:uri="http://purl.org/dc/terms/"/>
+    <ds:schemaRef ds:uri="http://schemas.microsoft.com/office/2006/metadata/properties"/>
     <ds:schemaRef ds:uri="http://schemas.microsoft.com/office/infopath/2007/PartnerControls"/>
-    <ds:schemaRef ds:uri="http://schemas.openxmlformats.org/package/2006/metadata/core-properties"/>
-    <ds:schemaRef ds:uri="http://schemas.microsoft.com/office/2006/metadata/properties"/>
   </ds:schemaRefs>
 </ds:datastoreItem>
 </file>
